--- a/AI/Episode_4/TheSecretLanguageOfLLMs.docx
+++ b/AI/Episode_4/TheSecretLanguageOfLLMs.docx
@@ -105,25 +105,7 @@
           <w:szCs w:val="24"/>
           <w:lang w:val="en-US"/>
         </w:rPr>
-        <w:t xml:space="preserve"> [       10      6    8    40    </w:t>
-      </w:r>
-      <w:proofErr w:type="gramStart"/>
-      <w:r>
-        <w:rPr>
-          <w:sz w:val="24"/>
-          <w:szCs w:val="24"/>
-          <w:lang w:val="en-US"/>
-        </w:rPr>
-        <w:t xml:space="preserve">  ]</w:t>
-      </w:r>
-      <w:proofErr w:type="gramEnd"/>
-      <w:r>
-        <w:rPr>
-          <w:sz w:val="24"/>
-          <w:szCs w:val="24"/>
-          <w:lang w:val="en-US"/>
-        </w:rPr>
-        <w:t xml:space="preserve"> </w:t>
+        <w:t xml:space="preserve"> [       10      6    8    40      ] </w:t>
       </w:r>
     </w:p>
     <w:p>
@@ -157,15 +139,7 @@
           <w:szCs w:val="24"/>
           <w:lang w:val="en-US"/>
         </w:rPr>
-        <w:t xml:space="preserve">, and then </w:t>
-      </w:r>
-      <w:r>
-        <w:rPr>
-          <w:sz w:val="24"/>
-          <w:szCs w:val="24"/>
-          <w:lang w:val="en-US"/>
-        </w:rPr>
-        <w:t>passed down to LLMs.</w:t>
+        <w:t>, and then passed down to LLMs.</w:t>
       </w:r>
       <w:r>
         <w:rPr>
@@ -309,25 +283,7 @@
           <w:szCs w:val="24"/>
           <w:lang w:val="en-US"/>
         </w:rPr>
-        <w:t xml:space="preserve">At training </w:t>
-      </w:r>
-      <w:proofErr w:type="gramStart"/>
-      <w:r>
-        <w:rPr>
-          <w:sz w:val="24"/>
-          <w:szCs w:val="24"/>
-          <w:lang w:val="en-US"/>
-        </w:rPr>
-        <w:t>and  inferencing</w:t>
-      </w:r>
-      <w:proofErr w:type="gramEnd"/>
-      <w:r>
-        <w:rPr>
-          <w:sz w:val="24"/>
-          <w:szCs w:val="24"/>
-          <w:lang w:val="en-US"/>
-        </w:rPr>
-        <w:t>, at both of these places, the tokenizers are used.</w:t>
+        <w:t>At training and  inferencing, at both of these places, the tokenizers are used.</w:t>
       </w:r>
       <w:r>
         <w:rPr>
@@ -343,25 +299,7 @@
           <w:szCs w:val="24"/>
           <w:lang w:val="en-US"/>
         </w:rPr>
-        <w:t xml:space="preserve"> Do not mistake that 1 entire word is considered to be token. “amazing” maybe broken into “</w:t>
-      </w:r>
-      <w:proofErr w:type="spellStart"/>
-      <w:r>
-        <w:rPr>
-          <w:sz w:val="24"/>
-          <w:szCs w:val="24"/>
-          <w:lang w:val="en-US"/>
-        </w:rPr>
-        <w:t>amaz</w:t>
-      </w:r>
-      <w:proofErr w:type="spellEnd"/>
-      <w:r>
-        <w:rPr>
-          <w:sz w:val="24"/>
-          <w:szCs w:val="24"/>
-          <w:lang w:val="en-US"/>
-        </w:rPr>
-        <w:t>” and “zing” tokens.</w:t>
+        <w:t xml:space="preserve"> Do not mistake that 1 entire word is considered to be token. “amazing” maybe broken into “amaz” and “zing” tokens.</w:t>
       </w:r>
     </w:p>
     <w:p>
@@ -392,46 +330,442 @@
           <w:szCs w:val="24"/>
           <w:lang w:val="en-US"/>
         </w:rPr>
-        <w:t xml:space="preserve">Why models use </w:t>
-      </w:r>
-      <w:proofErr w:type="spellStart"/>
-      <w:r>
-        <w:rPr>
-          <w:sz w:val="24"/>
-          <w:szCs w:val="24"/>
-          <w:lang w:val="en-US"/>
-        </w:rPr>
-        <w:t>subword</w:t>
-      </w:r>
-      <w:proofErr w:type="spellEnd"/>
-      <w:r>
-        <w:rPr>
-          <w:sz w:val="24"/>
-          <w:szCs w:val="24"/>
-          <w:lang w:val="en-US"/>
-        </w:rPr>
-        <w:t xml:space="preserve"> (substring) tokenization?</w:t>
-      </w:r>
-    </w:p>
-    <w:p>
-      <w:pPr>
-        <w:pStyle w:val="ListParagraph"/>
-        <w:rPr>
-          <w:sz w:val="24"/>
-          <w:szCs w:val="24"/>
-          <w:lang w:val="en-US"/>
-        </w:rPr>
-      </w:pPr>
-    </w:p>
-    <w:p>
-      <w:pPr>
-        <w:pStyle w:val="ListParagraph"/>
-        <w:rPr>
-          <w:sz w:val="24"/>
-          <w:szCs w:val="24"/>
-          <w:lang w:val="en-US"/>
-        </w:rPr>
-      </w:pPr>
+        <w:t>Why models use subword (substring) tokenization?</w:t>
+      </w:r>
+    </w:p>
+    <w:p>
+      <w:pPr>
+        <w:pStyle w:val="ListParagraph"/>
+        <w:rPr>
+          <w:sz w:val="24"/>
+          <w:szCs w:val="24"/>
+          <w:lang w:val="en-US"/>
+        </w:rPr>
+      </w:pPr>
+    </w:p>
+    <w:p>
+      <w:pPr>
+        <w:pStyle w:val="ListParagraph"/>
+        <w:rPr>
+          <w:sz w:val="24"/>
+          <w:szCs w:val="24"/>
+          <w:lang w:val="en-US"/>
+        </w:rPr>
+      </w:pPr>
+      <w:r>
+        <w:rPr>
+          <w:sz w:val="24"/>
+          <w:szCs w:val="24"/>
+          <w:lang w:val="en-US"/>
+        </w:rPr>
+        <w:t xml:space="preserve">Whenever a model is breaking down words into smaller tokens, </w:t>
+      </w:r>
+      <w:r>
+        <w:rPr>
+          <w:sz w:val="24"/>
+          <w:szCs w:val="24"/>
+          <w:lang w:val="en-US"/>
+        </w:rPr>
+        <w:t>it is trying to make the whole sequence into reusable tokens.</w:t>
+      </w:r>
+    </w:p>
+    <w:p>
+      <w:pPr>
+        <w:pStyle w:val="ListParagraph"/>
+        <w:rPr>
+          <w:sz w:val="24"/>
+          <w:szCs w:val="24"/>
+          <w:lang w:val="en-US"/>
+        </w:rPr>
+      </w:pPr>
+    </w:p>
+    <w:p>
+      <w:pPr>
+        <w:pStyle w:val="ListParagraph"/>
+        <w:rPr>
+          <w:sz w:val="24"/>
+          <w:szCs w:val="24"/>
+          <w:lang w:val="en-US"/>
+        </w:rPr>
+      </w:pPr>
+      <w:r>
+        <w:rPr>
+          <w:sz w:val="24"/>
+          <w:szCs w:val="24"/>
+          <w:lang w:val="en-US"/>
+        </w:rPr>
+        <w:t xml:space="preserve">“This is a boy” </w:t>
+      </w:r>
+      <w:r>
+        <w:rPr>
+          <w:sz w:val="24"/>
+          <w:szCs w:val="24"/>
+          <w:lang w:val="en-US"/>
+        </w:rPr>
+        <w:sym w:font="Wingdings" w:char="F0E0"/>
+      </w:r>
+      <w:r>
+        <w:rPr>
+          <w:sz w:val="24"/>
+          <w:szCs w:val="24"/>
+          <w:lang w:val="en-US"/>
+        </w:rPr>
+        <w:t xml:space="preserve"> broken down into let’s say 4 tokens, with each word representing a token and a meaning.</w:t>
+      </w:r>
+      <w:r>
+        <w:rPr>
+          <w:sz w:val="24"/>
+          <w:szCs w:val="24"/>
+          <w:lang w:val="en-US"/>
+        </w:rPr>
+        <w:t xml:space="preserve"> “this”, “boy” these tokens can be used multiple times.</w:t>
+      </w:r>
+    </w:p>
+    <w:p>
+      <w:pPr>
+        <w:pStyle w:val="ListParagraph"/>
+        <w:rPr>
+          <w:sz w:val="24"/>
+          <w:szCs w:val="24"/>
+          <w:lang w:val="en-US"/>
+        </w:rPr>
+      </w:pPr>
+      <w:r>
+        <w:rPr>
+          <w:sz w:val="24"/>
+          <w:szCs w:val="24"/>
+          <w:lang w:val="en-US"/>
+        </w:rPr>
+        <w:t xml:space="preserve">“Untrustable” </w:t>
+      </w:r>
+      <w:r>
+        <w:rPr>
+          <w:sz w:val="24"/>
+          <w:szCs w:val="24"/>
+          <w:lang w:val="en-US"/>
+        </w:rPr>
+        <w:sym w:font="Wingdings" w:char="F0E0"/>
+      </w:r>
+      <w:r>
+        <w:rPr>
+          <w:sz w:val="24"/>
+          <w:szCs w:val="24"/>
+          <w:lang w:val="en-US"/>
+        </w:rPr>
+        <w:t xml:space="preserve"> “un”, “trust”, ”able”</w:t>
+      </w:r>
+    </w:p>
+    <w:p>
+      <w:pPr>
+        <w:pStyle w:val="ListParagraph"/>
+        <w:rPr>
+          <w:sz w:val="24"/>
+          <w:szCs w:val="24"/>
+          <w:lang w:val="en-US"/>
+        </w:rPr>
+      </w:pPr>
+    </w:p>
+    <w:p>
+      <w:pPr>
+        <w:pStyle w:val="ListParagraph"/>
+        <w:rPr>
+          <w:sz w:val="24"/>
+          <w:szCs w:val="24"/>
+          <w:lang w:val="en-US"/>
+        </w:rPr>
+      </w:pPr>
+      <w:r>
+        <w:rPr>
+          <w:sz w:val="24"/>
+          <w:szCs w:val="24"/>
+          <w:lang w:val="en-US"/>
+        </w:rPr>
+        <w:t>The only thing to split these tokens into these formats are to reuse the tokens.</w:t>
+      </w:r>
+    </w:p>
+    <w:p>
+      <w:pPr>
+        <w:pStyle w:val="ListParagraph"/>
+        <w:rPr>
+          <w:sz w:val="24"/>
+          <w:szCs w:val="24"/>
+          <w:lang w:val="en-US"/>
+        </w:rPr>
+      </w:pPr>
+    </w:p>
+    <w:p>
+      <w:pPr>
+        <w:pStyle w:val="ListParagraph"/>
+        <w:rPr>
+          <w:sz w:val="24"/>
+          <w:szCs w:val="24"/>
+          <w:lang w:val="en-US"/>
+        </w:rPr>
+      </w:pPr>
+      <w:r>
+        <w:rPr>
+          <w:sz w:val="24"/>
+          <w:szCs w:val="24"/>
+          <w:lang w:val="en-US"/>
+        </w:rPr>
+        <w:t>Word tokenization cr</w:t>
+      </w:r>
+      <w:r>
+        <w:rPr>
+          <w:sz w:val="24"/>
+          <w:szCs w:val="24"/>
+          <w:lang w:val="en-US"/>
+        </w:rPr>
+        <w:t>e</w:t>
+      </w:r>
+      <w:r>
+        <w:rPr>
+          <w:sz w:val="24"/>
+          <w:szCs w:val="24"/>
+          <w:lang w:val="en-US"/>
+        </w:rPr>
+        <w:t>ates very lengthy vocabulary.</w:t>
+      </w:r>
+      <w:r>
+        <w:rPr>
+          <w:sz w:val="24"/>
+          <w:szCs w:val="24"/>
+          <w:lang w:val="en-US"/>
+        </w:rPr>
+        <w:t xml:space="preserve"> </w:t>
+      </w:r>
+    </w:p>
+    <w:p>
+      <w:pPr>
+        <w:pStyle w:val="ListParagraph"/>
+        <w:rPr>
+          <w:sz w:val="24"/>
+          <w:szCs w:val="24"/>
+          <w:lang w:val="en-US"/>
+        </w:rPr>
+      </w:pPr>
+      <w:r>
+        <w:rPr>
+          <w:sz w:val="24"/>
+          <w:szCs w:val="24"/>
+          <w:lang w:val="en-US"/>
+        </w:rPr>
+        <w:t xml:space="preserve">Character tokenization creates very long sequences. </w:t>
+      </w:r>
+    </w:p>
+    <w:p>
+      <w:pPr>
+        <w:pStyle w:val="ListParagraph"/>
+        <w:rPr>
+          <w:sz w:val="24"/>
+          <w:szCs w:val="24"/>
+          <w:lang w:val="en-US"/>
+        </w:rPr>
+      </w:pPr>
+      <w:r>
+        <w:rPr>
+          <w:sz w:val="24"/>
+          <w:szCs w:val="24"/>
+          <w:lang w:val="en-US"/>
+        </w:rPr>
+        <w:t>Subword is a balance of both.</w:t>
+      </w:r>
+    </w:p>
+    <w:p>
+      <w:pPr>
+        <w:pStyle w:val="ListParagraph"/>
+        <w:rPr>
+          <w:sz w:val="24"/>
+          <w:szCs w:val="24"/>
+          <w:lang w:val="en-US"/>
+        </w:rPr>
+      </w:pPr>
+    </w:p>
+    <w:p>
+      <w:pPr>
+        <w:pStyle w:val="ListParagraph"/>
+        <w:rPr>
+          <w:sz w:val="24"/>
+          <w:szCs w:val="24"/>
+          <w:lang w:val="en-US"/>
+        </w:rPr>
+      </w:pPr>
+      <w:r>
+        <w:rPr>
+          <w:sz w:val="24"/>
+          <w:szCs w:val="24"/>
+          <w:lang w:val="en-US"/>
+        </w:rPr>
+        <w:t>Character tokenization – If each letter of the word were to be treated as tokens, then a huge sentence conversion to tokens would require a massive array length.</w:t>
+      </w:r>
+      <w:r>
+        <w:rPr>
+          <w:sz w:val="24"/>
+          <w:szCs w:val="24"/>
+          <w:lang w:val="en-US"/>
+        </w:rPr>
+        <w:t xml:space="preserve"> Doing the combinations on large arrays can be tough for LLMs</w:t>
+      </w:r>
+      <w:r>
+        <w:rPr>
+          <w:sz w:val="24"/>
+          <w:szCs w:val="24"/>
+          <w:lang w:val="en-US"/>
+        </w:rPr>
+        <w:t>.</w:t>
+      </w:r>
+    </w:p>
+    <w:p>
+      <w:pPr>
+        <w:rPr>
+          <w:sz w:val="24"/>
+          <w:szCs w:val="24"/>
+          <w:lang w:val="en-US"/>
+        </w:rPr>
+      </w:pPr>
+    </w:p>
+    <w:p>
+      <w:pPr>
+        <w:pStyle w:val="ListParagraph"/>
+        <w:numPr>
+          <w:ilvl w:val="0"/>
+          <w:numId w:val="1"/>
+        </w:numPr>
+        <w:rPr>
+          <w:sz w:val="24"/>
+          <w:szCs w:val="24"/>
+          <w:lang w:val="en-US"/>
+        </w:rPr>
+      </w:pPr>
+      <w:r>
+        <w:rPr>
+          <w:sz w:val="24"/>
+          <w:szCs w:val="24"/>
+          <w:lang w:val="en-US"/>
+        </w:rPr>
+        <w:t>Every tokenizer has a vocabulary. The vocabulary is the collection of tokens that the tokenizer knows how to represent directly</w:t>
+      </w:r>
+      <w:r>
+        <w:rPr>
+          <w:sz w:val="24"/>
+          <w:szCs w:val="24"/>
+          <w:lang w:val="en-US"/>
+        </w:rPr>
+        <w:t xml:space="preserve"> (kind of like a mapping – {“token”: “corresponding number”}.</w:t>
+      </w:r>
+    </w:p>
+    <w:p>
+      <w:pPr>
+        <w:pStyle w:val="ListParagraph"/>
+        <w:rPr>
+          <w:sz w:val="24"/>
+          <w:szCs w:val="24"/>
+          <w:lang w:val="en-US"/>
+        </w:rPr>
+      </w:pPr>
+    </w:p>
+    <w:p>
+      <w:pPr>
+        <w:pStyle w:val="ListParagraph"/>
+        <w:rPr>
+          <w:sz w:val="24"/>
+          <w:szCs w:val="24"/>
+          <w:lang w:val="en-US"/>
+        </w:rPr>
+      </w:pPr>
+      <w:r>
+        <w:rPr>
+          <w:sz w:val="24"/>
+          <w:szCs w:val="24"/>
+          <w:lang w:val="en-US"/>
+        </w:rPr>
+        <w:t>You can imagine a simplified vocabulary like this:</w:t>
+      </w:r>
+    </w:p>
+    <w:p>
+      <w:pPr>
+        <w:pStyle w:val="ListParagraph"/>
+        <w:rPr>
+          <w:sz w:val="24"/>
+          <w:szCs w:val="24"/>
+          <w:lang w:val="en-US"/>
+        </w:rPr>
+      </w:pPr>
+      <w:r>
+        <w:rPr>
+          <w:sz w:val="24"/>
+          <w:szCs w:val="24"/>
+          <w:lang w:val="en-US"/>
+        </w:rPr>
+        <w:t>“the”: 10</w:t>
+      </w:r>
+    </w:p>
+    <w:p>
+      <w:pPr>
+        <w:pStyle w:val="ListParagraph"/>
+        <w:rPr>
+          <w:sz w:val="24"/>
+          <w:szCs w:val="24"/>
+          <w:lang w:val="en-US"/>
+        </w:rPr>
+      </w:pPr>
+      <w:r>
+        <w:rPr>
+          <w:sz w:val="24"/>
+          <w:szCs w:val="24"/>
+          <w:lang w:val="en-US"/>
+        </w:rPr>
+        <w:t>“is”: 11</w:t>
+      </w:r>
+    </w:p>
+    <w:p>
+      <w:pPr>
+        <w:pStyle w:val="ListParagraph"/>
+        <w:rPr>
+          <w:sz w:val="24"/>
+          <w:szCs w:val="24"/>
+          <w:lang w:val="en-US"/>
+        </w:rPr>
+      </w:pPr>
+      <w:r>
+        <w:rPr>
+          <w:sz w:val="24"/>
+          <w:szCs w:val="24"/>
+          <w:lang w:val="en-US"/>
+        </w:rPr>
+        <w:t>“Java”: 12, and so on.</w:t>
+      </w:r>
+    </w:p>
+    <w:p>
+      <w:pPr>
+        <w:rPr>
+          <w:sz w:val="24"/>
+          <w:szCs w:val="24"/>
+          <w:lang w:val="en-US"/>
+        </w:rPr>
+      </w:pPr>
+    </w:p>
+    <w:p>
+      <w:pPr>
+        <w:pStyle w:val="ListParagraph"/>
+        <w:numPr>
+          <w:ilvl w:val="0"/>
+          <w:numId w:val="1"/>
+        </w:numPr>
+        <w:rPr>
+          <w:sz w:val="24"/>
+          <w:szCs w:val="24"/>
+          <w:lang w:val="en-US"/>
+        </w:rPr>
+      </w:pPr>
+      <w:r>
+        <w:rPr>
+          <w:sz w:val="24"/>
+          <w:szCs w:val="24"/>
+          <w:lang w:val="en-US"/>
+        </w:rPr>
+        <w:t>Byte Pair Encoding (BPE) – BPE builds a vocabulary by repeatedly merging frequently occurring neighbouring pieces.</w:t>
+      </w:r>
     </w:p>
     <w:p>
       <w:pPr>
@@ -1467,6 +1801,16 @@
       <w:spacing w:val="5"/>
     </w:rPr>
   </w:style>
+  <w:style w:type="paragraph" w:styleId="Revision">
+    <w:name w:val="Revision"/>
+    <w:hidden/>
+    <w:uiPriority w:val="99"/>
+    <w:semiHidden/>
+    <w:rsid w:val="005B2F38"/>
+    <w:pPr>
+      <w:spacing w:after="0" w:line="240" w:lineRule="auto"/>
+    </w:pPr>
+  </w:style>
 </w:styles>
 </file>
 

--- a/AI/Episode_4/TheSecretLanguageOfLLMs.docx
+++ b/AI/Episode_4/TheSecretLanguageOfLLMs.docx
@@ -769,13 +769,515 @@
     </w:p>
     <w:p>
       <w:pPr>
-        <w:pStyle w:val="ListParagraph"/>
-        <w:rPr>
-          <w:sz w:val="24"/>
-          <w:szCs w:val="24"/>
-          <w:lang w:val="en-US"/>
-        </w:rPr>
-      </w:pPr>
+        <w:rPr>
+          <w:sz w:val="24"/>
+          <w:szCs w:val="24"/>
+          <w:lang w:val="en-US"/>
+        </w:rPr>
+      </w:pPr>
+    </w:p>
+    <w:p>
+      <w:pPr>
+        <w:pStyle w:val="ListParagraph"/>
+        <w:numPr>
+          <w:ilvl w:val="0"/>
+          <w:numId w:val="1"/>
+        </w:numPr>
+        <w:rPr>
+          <w:sz w:val="24"/>
+          <w:szCs w:val="24"/>
+          <w:lang w:val="en-US"/>
+        </w:rPr>
+      </w:pPr>
+      <w:r>
+        <w:rPr>
+          <w:sz w:val="24"/>
+          <w:szCs w:val="24"/>
+          <w:lang w:val="en-US"/>
+        </w:rPr>
+        <w:t>Modern tokenizers usually break unfamiliar text into reusable subword units rather than treating every complete word as unique.</w:t>
+      </w:r>
+      <w:r>
+        <w:rPr>
+          <w:sz w:val="24"/>
+          <w:szCs w:val="24"/>
+          <w:lang w:val="en-US"/>
+        </w:rPr>
+        <w:t xml:space="preserve"> Token boundaries are not meaning boundaries.</w:t>
+      </w:r>
+    </w:p>
+    <w:p>
+      <w:pPr>
+        <w:rPr>
+          <w:sz w:val="24"/>
+          <w:szCs w:val="24"/>
+          <w:lang w:val="en-US"/>
+        </w:rPr>
+      </w:pPr>
+    </w:p>
+    <w:p>
+      <w:pPr>
+        <w:pStyle w:val="ListParagraph"/>
+        <w:numPr>
+          <w:ilvl w:val="0"/>
+          <w:numId w:val="1"/>
+        </w:numPr>
+        <w:rPr>
+          <w:sz w:val="24"/>
+          <w:szCs w:val="24"/>
+          <w:lang w:val="en-US"/>
+        </w:rPr>
+      </w:pPr>
+      <w:r>
+        <w:rPr>
+          <w:sz w:val="24"/>
+          <w:szCs w:val="24"/>
+          <w:lang w:val="en-US"/>
+        </w:rPr>
+        <w:t>2 sentences with the same meaning do not necessarily have the same token count.</w:t>
+      </w:r>
+      <w:r>
+        <w:rPr>
+          <w:sz w:val="24"/>
+          <w:szCs w:val="24"/>
+          <w:lang w:val="en-US"/>
+        </w:rPr>
+        <w:t xml:space="preserve"> For example:</w:t>
+      </w:r>
+    </w:p>
+    <w:p>
+      <w:pPr>
+        <w:ind w:left="720"/>
+        <w:rPr>
+          <w:sz w:val="24"/>
+          <w:szCs w:val="24"/>
+          <w:lang w:val="en-US"/>
+        </w:rPr>
+      </w:pPr>
+      <w:r>
+        <w:rPr>
+          <w:sz w:val="24"/>
+          <w:szCs w:val="24"/>
+          <w:lang w:val="en-US"/>
+        </w:rPr>
+        <w:t>I am learning AI.</w:t>
+      </w:r>
+    </w:p>
+    <w:p>
+      <w:pPr>
+        <w:ind w:left="720"/>
+        <w:rPr>
+          <w:sz w:val="24"/>
+          <w:szCs w:val="24"/>
+          <w:lang w:val="en-US"/>
+        </w:rPr>
+      </w:pPr>
+      <w:r>
+        <w:rPr>
+          <w:sz w:val="24"/>
+          <w:szCs w:val="24"/>
+          <w:lang w:val="en-US"/>
+        </w:rPr>
+        <w:t>Main AI seekh raha hoon</w:t>
+      </w:r>
+    </w:p>
+    <w:p>
+      <w:pPr>
+        <w:rPr>
+          <w:sz w:val="24"/>
+          <w:szCs w:val="24"/>
+          <w:lang w:val="en-US"/>
+        </w:rPr>
+      </w:pPr>
+    </w:p>
+    <w:p>
+      <w:pPr>
+        <w:pStyle w:val="ListParagraph"/>
+        <w:numPr>
+          <w:ilvl w:val="0"/>
+          <w:numId w:val="1"/>
+        </w:numPr>
+        <w:rPr>
+          <w:sz w:val="24"/>
+          <w:szCs w:val="24"/>
+          <w:lang w:val="en-US"/>
+        </w:rPr>
+      </w:pPr>
+      <w:r>
+        <w:rPr>
+          <w:sz w:val="24"/>
+          <w:szCs w:val="24"/>
+          <w:lang w:val="en-US"/>
+        </w:rPr>
+        <w:t>What is tokenization fertility?</w:t>
+      </w:r>
+    </w:p>
+    <w:p>
+      <w:pPr>
+        <w:pStyle w:val="ListParagraph"/>
+        <w:rPr>
+          <w:sz w:val="24"/>
+          <w:szCs w:val="24"/>
+          <w:lang w:val="en-US"/>
+        </w:rPr>
+      </w:pPr>
+      <w:r>
+        <w:rPr>
+          <w:sz w:val="24"/>
+          <w:szCs w:val="24"/>
+          <w:lang w:val="en-US"/>
+        </w:rPr>
+        <w:t>Tokenization fertility measures how many tokens are produced for a word, character sequence, or linguistic unit.</w:t>
+      </w:r>
+    </w:p>
+    <w:p>
+      <w:pPr>
+        <w:pStyle w:val="ListParagraph"/>
+        <w:rPr>
+          <w:sz w:val="24"/>
+          <w:szCs w:val="24"/>
+          <w:lang w:val="en-US"/>
+        </w:rPr>
+      </w:pPr>
+    </w:p>
+    <w:p>
+      <w:pPr>
+        <w:pStyle w:val="ListParagraph"/>
+        <w:rPr>
+          <w:sz w:val="24"/>
+          <w:szCs w:val="24"/>
+          <w:lang w:val="en-US"/>
+        </w:rPr>
+      </w:pPr>
+      <w:r>
+        <w:rPr>
+          <w:sz w:val="24"/>
+          <w:szCs w:val="24"/>
+          <w:lang w:val="en-US"/>
+        </w:rPr>
+        <w:t>Higher fertility generally means that the text is being divided into more pieces.</w:t>
+      </w:r>
+    </w:p>
+    <w:p>
+      <w:pPr>
+        <w:rPr>
+          <w:sz w:val="24"/>
+          <w:szCs w:val="24"/>
+          <w:lang w:val="en-US"/>
+        </w:rPr>
+      </w:pPr>
+    </w:p>
+    <w:p>
+      <w:pPr>
+        <w:pStyle w:val="ListParagraph"/>
+        <w:numPr>
+          <w:ilvl w:val="0"/>
+          <w:numId w:val="1"/>
+        </w:numPr>
+        <w:rPr>
+          <w:sz w:val="24"/>
+          <w:szCs w:val="24"/>
+          <w:lang w:val="en-US"/>
+        </w:rPr>
+      </w:pPr>
+      <w:r>
+        <w:rPr>
+          <w:sz w:val="24"/>
+          <w:szCs w:val="24"/>
+          <w:lang w:val="en-US"/>
+        </w:rPr>
+        <w:t>Tokenization changes with:</w:t>
+      </w:r>
+    </w:p>
+    <w:p>
+      <w:pPr>
+        <w:pStyle w:val="ListParagraph"/>
+        <w:numPr>
+          <w:ilvl w:val="0"/>
+          <w:numId w:val="2"/>
+        </w:numPr>
+        <w:rPr>
+          <w:sz w:val="24"/>
+          <w:szCs w:val="24"/>
+          <w:lang w:val="en-US"/>
+        </w:rPr>
+      </w:pPr>
+      <w:r>
+        <w:rPr>
+          <w:sz w:val="24"/>
+          <w:szCs w:val="24"/>
+          <w:lang w:val="en-US"/>
+        </w:rPr>
+        <w:t>Emojis</w:t>
+      </w:r>
+    </w:p>
+    <w:p>
+      <w:pPr>
+        <w:pStyle w:val="ListParagraph"/>
+        <w:numPr>
+          <w:ilvl w:val="0"/>
+          <w:numId w:val="2"/>
+        </w:numPr>
+        <w:rPr>
+          <w:sz w:val="24"/>
+          <w:szCs w:val="24"/>
+          <w:lang w:val="en-US"/>
+        </w:rPr>
+      </w:pPr>
+      <w:r>
+        <w:rPr>
+          <w:sz w:val="24"/>
+          <w:szCs w:val="24"/>
+          <w:lang w:val="en-US"/>
+        </w:rPr>
+        <w:t>Whitespaces</w:t>
+      </w:r>
+    </w:p>
+    <w:p>
+      <w:pPr>
+        <w:pStyle w:val="ListParagraph"/>
+        <w:numPr>
+          <w:ilvl w:val="0"/>
+          <w:numId w:val="2"/>
+        </w:numPr>
+        <w:rPr>
+          <w:sz w:val="24"/>
+          <w:szCs w:val="24"/>
+          <w:lang w:val="en-US"/>
+        </w:rPr>
+      </w:pPr>
+      <w:r>
+        <w:rPr>
+          <w:sz w:val="24"/>
+          <w:szCs w:val="24"/>
+          <w:lang w:val="en-US"/>
+        </w:rPr>
+        <w:t>Capital letters</w:t>
+      </w:r>
+    </w:p>
+    <w:p>
+      <w:pPr>
+        <w:pStyle w:val="ListParagraph"/>
+        <w:numPr>
+          <w:ilvl w:val="0"/>
+          <w:numId w:val="2"/>
+        </w:numPr>
+        <w:rPr>
+          <w:sz w:val="24"/>
+          <w:szCs w:val="24"/>
+          <w:lang w:val="en-US"/>
+        </w:rPr>
+      </w:pPr>
+      <w:r>
+        <w:rPr>
+          <w:sz w:val="24"/>
+          <w:szCs w:val="24"/>
+          <w:lang w:val="en-US"/>
+        </w:rPr>
+        <w:t>Special characters</w:t>
+      </w:r>
+    </w:p>
+    <w:p>
+      <w:pPr>
+        <w:pStyle w:val="ListParagraph"/>
+        <w:numPr>
+          <w:ilvl w:val="0"/>
+          <w:numId w:val="2"/>
+        </w:numPr>
+        <w:rPr>
+          <w:sz w:val="24"/>
+          <w:szCs w:val="24"/>
+          <w:lang w:val="en-US"/>
+        </w:rPr>
+      </w:pPr>
+      <w:r>
+        <w:rPr>
+          <w:sz w:val="24"/>
+          <w:szCs w:val="24"/>
+          <w:lang w:val="en-US"/>
+        </w:rPr>
+        <w:t>Code</w:t>
+      </w:r>
+    </w:p>
+    <w:p>
+      <w:pPr>
+        <w:rPr>
+          <w:sz w:val="24"/>
+          <w:szCs w:val="24"/>
+          <w:lang w:val="en-US"/>
+        </w:rPr>
+      </w:pPr>
+    </w:p>
+    <w:p>
+      <w:pPr>
+        <w:pStyle w:val="ListParagraph"/>
+        <w:numPr>
+          <w:ilvl w:val="0"/>
+          <w:numId w:val="1"/>
+        </w:numPr>
+        <w:rPr>
+          <w:sz w:val="24"/>
+          <w:szCs w:val="24"/>
+          <w:lang w:val="en-US"/>
+        </w:rPr>
+      </w:pPr>
+      <w:r>
+        <w:rPr>
+          <w:sz w:val="24"/>
+          <w:szCs w:val="24"/>
+          <w:lang w:val="en-US"/>
+        </w:rPr>
+        <w:lastRenderedPageBreak/>
+        <w:t xml:space="preserve">When we give a prompt to the </w:t>
+      </w:r>
+      <w:r>
+        <w:rPr>
+          <w:sz w:val="24"/>
+          <w:szCs w:val="24"/>
+          <w:lang w:val="en-US"/>
+        </w:rPr>
+        <w:t>LLM</w:t>
+      </w:r>
+      <w:r>
+        <w:rPr>
+          <w:sz w:val="24"/>
+          <w:szCs w:val="24"/>
+          <w:lang w:val="en-US"/>
+        </w:rPr>
+        <w:t>, it not only passes the prompt as tokens, but also introduces some special tokens which include:</w:t>
+      </w:r>
+    </w:p>
+    <w:p>
+      <w:pPr>
+        <w:pStyle w:val="ListParagraph"/>
+        <w:numPr>
+          <w:ilvl w:val="0"/>
+          <w:numId w:val="2"/>
+        </w:numPr>
+        <w:rPr>
+          <w:sz w:val="24"/>
+          <w:szCs w:val="24"/>
+          <w:lang w:val="en-US"/>
+        </w:rPr>
+      </w:pPr>
+      <w:r>
+        <w:rPr>
+          <w:sz w:val="24"/>
+          <w:szCs w:val="24"/>
+          <w:lang w:val="en-US"/>
+        </w:rPr>
+        <w:t>System instructions</w:t>
+      </w:r>
+    </w:p>
+    <w:p>
+      <w:pPr>
+        <w:pStyle w:val="ListParagraph"/>
+        <w:numPr>
+          <w:ilvl w:val="0"/>
+          <w:numId w:val="2"/>
+        </w:numPr>
+        <w:rPr>
+          <w:sz w:val="24"/>
+          <w:szCs w:val="24"/>
+          <w:lang w:val="en-US"/>
+        </w:rPr>
+      </w:pPr>
+      <w:r>
+        <w:rPr>
+          <w:sz w:val="24"/>
+          <w:szCs w:val="24"/>
+          <w:lang w:val="en-US"/>
+        </w:rPr>
+        <w:t>Start of message</w:t>
+      </w:r>
+    </w:p>
+    <w:p>
+      <w:pPr>
+        <w:pStyle w:val="ListParagraph"/>
+        <w:numPr>
+          <w:ilvl w:val="0"/>
+          <w:numId w:val="2"/>
+        </w:numPr>
+        <w:rPr>
+          <w:sz w:val="24"/>
+          <w:szCs w:val="24"/>
+          <w:lang w:val="en-US"/>
+        </w:rPr>
+      </w:pPr>
+      <w:r>
+        <w:rPr>
+          <w:sz w:val="24"/>
+          <w:szCs w:val="24"/>
+          <w:lang w:val="en-US"/>
+        </w:rPr>
+        <w:t>End of message</w:t>
+      </w:r>
+    </w:p>
+    <w:p>
+      <w:pPr>
+        <w:pStyle w:val="ListParagraph"/>
+        <w:numPr>
+          <w:ilvl w:val="0"/>
+          <w:numId w:val="2"/>
+        </w:numPr>
+        <w:rPr>
+          <w:sz w:val="24"/>
+          <w:szCs w:val="24"/>
+          <w:lang w:val="en-US"/>
+        </w:rPr>
+      </w:pPr>
+      <w:r>
+        <w:rPr>
+          <w:sz w:val="24"/>
+          <w:szCs w:val="24"/>
+          <w:lang w:val="en-US"/>
+        </w:rPr>
+        <w:t>Tools output</w:t>
+      </w:r>
+    </w:p>
+    <w:p>
+      <w:pPr>
+        <w:pStyle w:val="ListParagraph"/>
+        <w:numPr>
+          <w:ilvl w:val="0"/>
+          <w:numId w:val="2"/>
+        </w:numPr>
+        <w:rPr>
+          <w:sz w:val="24"/>
+          <w:szCs w:val="24"/>
+          <w:lang w:val="en-US"/>
+        </w:rPr>
+      </w:pPr>
+      <w:r>
+        <w:rPr>
+          <w:sz w:val="24"/>
+          <w:szCs w:val="24"/>
+          <w:lang w:val="en-US"/>
+        </w:rPr>
+        <w:t>Last message</w:t>
+      </w:r>
+    </w:p>
+    <w:p>
+      <w:pPr>
+        <w:pStyle w:val="ListParagraph"/>
+        <w:numPr>
+          <w:ilvl w:val="0"/>
+          <w:numId w:val="2"/>
+        </w:numPr>
+        <w:rPr>
+          <w:sz w:val="24"/>
+          <w:szCs w:val="24"/>
+          <w:lang w:val="en-US"/>
+        </w:rPr>
+      </w:pPr>
+      <w:r>
+        <w:rPr>
+          <w:sz w:val="24"/>
+          <w:szCs w:val="24"/>
+          <w:lang w:val="en-US"/>
+        </w:rPr>
+        <w:t>Retrieve docs</w:t>
+      </w:r>
     </w:p>
     <w:sectPr>
       <w:pgSz w:w="11906" w:h="16838"/>
@@ -790,6 +1292,119 @@
 <file path=word/numbering.xml><?xml version="1.0" encoding="utf-8"?>
 <w:numbering xmlns:wpc="http://schemas.microsoft.com/office/word/2010/wordprocessingCanvas" xmlns:cx="http://schemas.microsoft.com/office/drawing/2014/chartex" xmlns:cx1="http://schemas.microsoft.com/office/drawing/2015/9/8/chartex" xmlns:cx2="http://schemas.microsoft.com/office/drawing/2015/10/21/chartex" xmlns:cx3="http://schemas.microsoft.com/office/drawing/2016/5/9/chartex" xmlns:cx4="http://schemas.microsoft.com/office/drawing/2016/5/10/chartex" xmlns:cx5="http://schemas.microsoft.com/office/drawing/2016/5/11/chartex" xmlns:cx6="http://schemas.microsoft.com/office/drawing/2016/5/12/chartex" xmlns:cx7="http://schemas.microsoft.com/office/drawing/2016/5/13/chartex" xmlns:cx8="http://schemas.microsoft.com/office/drawing/2016/5/14/chartex" xmlns:mc="http://schemas.openxmlformats.org/markup-compatibility/2006" xmlns:aink="http://schemas.microsoft.com/office/drawing/2016/ink" xmlns:am3d="http://schemas.microsoft.com/office/drawing/2017/model3d" xmlns:o="urn:schemas-microsoft-com:office:office" xmlns:oel="http://schemas.microsoft.com/office/2019/extlst" xmlns:r="http://schemas.openxmlformats.org/officeDocument/2006/relationships" xmlns:m="http://schemas.openxmlformats.org/officeDocument/2006/math" xmlns:v="urn:schemas-microsoft-com:vml" xmlns:wp14="http://schemas.microsoft.com/office/word/2010/wordprocessingDrawing" xmlns:wp="http://schemas.openxmlformats.org/drawingml/2006/wordprocessingDrawing" xmlns:w10="urn:schemas-microsoft-com:office:word" xmlns:w="http://schemas.openxmlformats.org/wordprocessingml/2006/main" xmlns:w14="http://schemas.microsoft.com/office/word/2010/wordml" xmlns:w15="http://schemas.microsoft.com/office/word/2012/wordml" xmlns:w16cex="http://schemas.microsoft.com/office/word/2018/wordml/cex" xmlns:w16cid="http://schemas.microsoft.com/office/word/2016/wordml/cid" xmlns:w16="http://schemas.microsoft.com/office/word/2018/wordml" xmlns:w16du="http://schemas.microsoft.com/office/word/2023/wordml/word16du" xmlns:w16sdtdh="http://schemas.microsoft.com/office/word/2020/wordml/sdtdatahash" xmlns:w16sdtfl="http://schemas.microsoft.com/office/word/2024/wordml/sdtformatlock" xmlns:w16se="http://schemas.microsoft.com/office/word/2015/wordml/symex" xmlns:wpg="http://schemas.microsoft.com/office/word/2010/wordprocessingGroup" xmlns:wpi="http://schemas.microsoft.com/office/word/2010/wordprocessingInk" xmlns:wne="http://schemas.microsoft.com/office/word/2006/wordml" xmlns:wps="http://schemas.microsoft.com/office/word/2010/wordprocessingShape" mc:Ignorable="w14 w15 w16se w16cid w16 w16cex w16sdtdh w16sdtfl w16du wp14">
   <w:abstractNum w:abstractNumId="0" w15:restartNumberingAfterBreak="0">
+    <w:nsid w:val="5F131CE4"/>
+    <w:multiLevelType w:val="hybridMultilevel"/>
+    <w:tmpl w:val="A8149070"/>
+    <w:lvl w:ilvl="0" w:tplc="54BE53D6">
+      <w:start w:val="10"/>
+      <w:numFmt w:val="bullet"/>
+      <w:lvlText w:val="-"/>
+      <w:lvlJc w:val="left"/>
+      <w:pPr>
+        <w:ind w:left="1080" w:hanging="360"/>
+      </w:pPr>
+      <w:rPr>
+        <w:rFonts w:ascii="Calibri" w:eastAsiaTheme="minorHAnsi" w:hAnsi="Calibri" w:cs="Calibri" w:hint="default"/>
+      </w:rPr>
+    </w:lvl>
+    <w:lvl w:ilvl="1" w:tplc="40090003" w:tentative="1">
+      <w:start w:val="1"/>
+      <w:numFmt w:val="bullet"/>
+      <w:lvlText w:val="o"/>
+      <w:lvlJc w:val="left"/>
+      <w:pPr>
+        <w:ind w:left="1800" w:hanging="360"/>
+      </w:pPr>
+      <w:rPr>
+        <w:rFonts w:ascii="Courier New" w:hAnsi="Courier New" w:cs="Courier New" w:hint="default"/>
+      </w:rPr>
+    </w:lvl>
+    <w:lvl w:ilvl="2" w:tplc="40090005" w:tentative="1">
+      <w:start w:val="1"/>
+      <w:numFmt w:val="bullet"/>
+      <w:lvlText w:val=""/>
+      <w:lvlJc w:val="left"/>
+      <w:pPr>
+        <w:ind w:left="2520" w:hanging="360"/>
+      </w:pPr>
+      <w:rPr>
+        <w:rFonts w:ascii="Wingdings" w:hAnsi="Wingdings" w:hint="default"/>
+      </w:rPr>
+    </w:lvl>
+    <w:lvl w:ilvl="3" w:tplc="40090001" w:tentative="1">
+      <w:start w:val="1"/>
+      <w:numFmt w:val="bullet"/>
+      <w:lvlText w:val=""/>
+      <w:lvlJc w:val="left"/>
+      <w:pPr>
+        <w:ind w:left="3240" w:hanging="360"/>
+      </w:pPr>
+      <w:rPr>
+        <w:rFonts w:ascii="Symbol" w:hAnsi="Symbol" w:hint="default"/>
+      </w:rPr>
+    </w:lvl>
+    <w:lvl w:ilvl="4" w:tplc="40090003" w:tentative="1">
+      <w:start w:val="1"/>
+      <w:numFmt w:val="bullet"/>
+      <w:lvlText w:val="o"/>
+      <w:lvlJc w:val="left"/>
+      <w:pPr>
+        <w:ind w:left="3960" w:hanging="360"/>
+      </w:pPr>
+      <w:rPr>
+        <w:rFonts w:ascii="Courier New" w:hAnsi="Courier New" w:cs="Courier New" w:hint="default"/>
+      </w:rPr>
+    </w:lvl>
+    <w:lvl w:ilvl="5" w:tplc="40090005" w:tentative="1">
+      <w:start w:val="1"/>
+      <w:numFmt w:val="bullet"/>
+      <w:lvlText w:val=""/>
+      <w:lvlJc w:val="left"/>
+      <w:pPr>
+        <w:ind w:left="4680" w:hanging="360"/>
+      </w:pPr>
+      <w:rPr>
+        <w:rFonts w:ascii="Wingdings" w:hAnsi="Wingdings" w:hint="default"/>
+      </w:rPr>
+    </w:lvl>
+    <w:lvl w:ilvl="6" w:tplc="40090001" w:tentative="1">
+      <w:start w:val="1"/>
+      <w:numFmt w:val="bullet"/>
+      <w:lvlText w:val=""/>
+      <w:lvlJc w:val="left"/>
+      <w:pPr>
+        <w:ind w:left="5400" w:hanging="360"/>
+      </w:pPr>
+      <w:rPr>
+        <w:rFonts w:ascii="Symbol" w:hAnsi="Symbol" w:hint="default"/>
+      </w:rPr>
+    </w:lvl>
+    <w:lvl w:ilvl="7" w:tplc="40090003" w:tentative="1">
+      <w:start w:val="1"/>
+      <w:numFmt w:val="bullet"/>
+      <w:lvlText w:val="o"/>
+      <w:lvlJc w:val="left"/>
+      <w:pPr>
+        <w:ind w:left="6120" w:hanging="360"/>
+      </w:pPr>
+      <w:rPr>
+        <w:rFonts w:ascii="Courier New" w:hAnsi="Courier New" w:cs="Courier New" w:hint="default"/>
+      </w:rPr>
+    </w:lvl>
+    <w:lvl w:ilvl="8" w:tplc="40090005" w:tentative="1">
+      <w:start w:val="1"/>
+      <w:numFmt w:val="bullet"/>
+      <w:lvlText w:val=""/>
+      <w:lvlJc w:val="left"/>
+      <w:pPr>
+        <w:ind w:left="6840" w:hanging="360"/>
+      </w:pPr>
+      <w:rPr>
+        <w:rFonts w:ascii="Wingdings" w:hAnsi="Wingdings" w:hint="default"/>
+      </w:rPr>
+    </w:lvl>
+  </w:abstractNum>
+  <w:abstractNum w:abstractNumId="1" w15:restartNumberingAfterBreak="0">
     <w:nsid w:val="7FFC3CB2"/>
     <w:multiLevelType w:val="hybridMultilevel"/>
     <w:tmpl w:val="630ADE20"/>
@@ -879,6 +1494,9 @@
     </w:lvl>
   </w:abstractNum>
   <w:num w:numId="1" w16cid:durableId="456997842">
+    <w:abstractNumId w:val="1"/>
+  </w:num>
+  <w:num w:numId="2" w16cid:durableId="853374714">
     <w:abstractNumId w:val="0"/>
   </w:num>
 </w:numbering>

--- a/AI/Episode_4/TheSecretLanguageOfLLMs.docx
+++ b/AI/Episode_4/TheSecretLanguageOfLLMs.docx
@@ -1278,6 +1278,1043 @@
         </w:rPr>
         <w:t>Retrieve docs</w:t>
       </w:r>
+    </w:p>
+    <w:p>
+      <w:pPr>
+        <w:rPr>
+          <w:sz w:val="24"/>
+          <w:szCs w:val="24"/>
+          <w:lang w:val="en-US"/>
+        </w:rPr>
+      </w:pPr>
+    </w:p>
+    <w:p>
+      <w:pPr>
+        <w:pStyle w:val="ListParagraph"/>
+        <w:numPr>
+          <w:ilvl w:val="0"/>
+          <w:numId w:val="1"/>
+        </w:numPr>
+        <w:rPr>
+          <w:sz w:val="24"/>
+          <w:szCs w:val="24"/>
+          <w:lang w:val="en-US"/>
+        </w:rPr>
+      </w:pPr>
+      <w:r>
+        <w:rPr>
+          <w:sz w:val="24"/>
+          <w:szCs w:val="24"/>
+          <w:lang w:val="en-US"/>
+        </w:rPr>
+        <w:t>Whenever we are starting a conversation with the LLM with lets’ say:</w:t>
+      </w:r>
+    </w:p>
+    <w:p>
+      <w:pPr>
+        <w:pStyle w:val="ListParagraph"/>
+        <w:rPr>
+          <w:sz w:val="24"/>
+          <w:szCs w:val="24"/>
+          <w:lang w:val="en-US"/>
+        </w:rPr>
+      </w:pPr>
+      <w:r>
+        <w:rPr>
+          <w:sz w:val="24"/>
+          <w:szCs w:val="24"/>
+          <w:lang w:val="en-US"/>
+        </w:rPr>
+        <w:t>Prompt 1 – Hello, I am in Kolkata</w:t>
+      </w:r>
+    </w:p>
+    <w:p>
+      <w:pPr>
+        <w:pStyle w:val="ListParagraph"/>
+        <w:rPr>
+          <w:sz w:val="24"/>
+          <w:szCs w:val="24"/>
+          <w:lang w:val="en-US"/>
+        </w:rPr>
+      </w:pPr>
+      <w:r>
+        <w:rPr>
+          <w:sz w:val="24"/>
+          <w:szCs w:val="24"/>
+          <w:lang w:val="en-US"/>
+        </w:rPr>
+        <w:t>Prompt 2 – What places can I visit here</w:t>
+      </w:r>
+    </w:p>
+    <w:p>
+      <w:pPr>
+        <w:pStyle w:val="ListParagraph"/>
+        <w:rPr>
+          <w:sz w:val="24"/>
+          <w:szCs w:val="24"/>
+          <w:lang w:val="en-US"/>
+        </w:rPr>
+      </w:pPr>
+    </w:p>
+    <w:p>
+      <w:pPr>
+        <w:pStyle w:val="ListParagraph"/>
+        <w:rPr>
+          <w:sz w:val="24"/>
+          <w:szCs w:val="24"/>
+          <w:lang w:val="en-US"/>
+        </w:rPr>
+      </w:pPr>
+      <w:r>
+        <w:rPr>
+          <w:sz w:val="24"/>
+          <w:szCs w:val="24"/>
+          <w:lang w:val="en-US"/>
+        </w:rPr>
+        <w:t>With the prompts the entire context is passed. Like for prompt 2, the entire context of prompt 1 is also passed, it could not judge whether I am talking about Kolkata or not.</w:t>
+      </w:r>
+    </w:p>
+    <w:p>
+      <w:pPr>
+        <w:rPr>
+          <w:sz w:val="24"/>
+          <w:szCs w:val="24"/>
+          <w:lang w:val="en-US"/>
+        </w:rPr>
+      </w:pPr>
+    </w:p>
+    <w:p>
+      <w:pPr>
+        <w:pStyle w:val="ListParagraph"/>
+        <w:numPr>
+          <w:ilvl w:val="0"/>
+          <w:numId w:val="1"/>
+        </w:numPr>
+        <w:rPr>
+          <w:sz w:val="24"/>
+          <w:szCs w:val="24"/>
+          <w:lang w:val="en-US"/>
+        </w:rPr>
+      </w:pPr>
+      <w:r>
+        <w:rPr>
+          <w:sz w:val="24"/>
+          <w:szCs w:val="24"/>
+          <w:lang w:val="en-US"/>
+        </w:rPr>
+        <w:t>A context window is the amount of tokenized information a model can process within a request or active generation context</w:t>
+      </w:r>
+      <w:r>
+        <w:rPr>
+          <w:sz w:val="24"/>
+          <w:szCs w:val="24"/>
+          <w:lang w:val="en-US"/>
+        </w:rPr>
+        <w:t>.</w:t>
+      </w:r>
+    </w:p>
+    <w:p>
+      <w:pPr>
+        <w:pStyle w:val="ListParagraph"/>
+        <w:rPr>
+          <w:sz w:val="24"/>
+          <w:szCs w:val="24"/>
+          <w:lang w:val="en-US"/>
+        </w:rPr>
+      </w:pPr>
+    </w:p>
+    <w:p>
+      <w:pPr>
+        <w:pStyle w:val="ListParagraph"/>
+        <w:rPr>
+          <w:sz w:val="24"/>
+          <w:szCs w:val="24"/>
+          <w:lang w:val="en-US"/>
+        </w:rPr>
+      </w:pPr>
+      <w:r>
+        <w:rPr>
+          <w:sz w:val="24"/>
+          <w:szCs w:val="24"/>
+          <w:lang w:val="en-US"/>
+        </w:rPr>
+        <w:t>A language model does not have unlimited working memory.</w:t>
+      </w:r>
+    </w:p>
+    <w:p>
+      <w:pPr>
+        <w:pStyle w:val="ListParagraph"/>
+        <w:rPr>
+          <w:sz w:val="24"/>
+          <w:szCs w:val="24"/>
+          <w:lang w:val="en-US"/>
+        </w:rPr>
+      </w:pPr>
+    </w:p>
+    <w:p>
+      <w:pPr>
+        <w:pStyle w:val="ListParagraph"/>
+        <w:rPr>
+          <w:sz w:val="24"/>
+          <w:szCs w:val="24"/>
+          <w:lang w:val="en-US"/>
+        </w:rPr>
+      </w:pPr>
+      <w:r>
+        <w:rPr>
+          <w:sz w:val="24"/>
+          <w:szCs w:val="24"/>
+          <w:lang w:val="en-US"/>
+        </w:rPr>
+        <w:t>Every model has a limit on how many tokens it can process at once.</w:t>
+      </w:r>
+      <w:r>
+        <w:rPr>
+          <w:sz w:val="24"/>
+          <w:szCs w:val="24"/>
+          <w:lang w:val="en-US"/>
+        </w:rPr>
+        <w:t xml:space="preserve"> </w:t>
+      </w:r>
+      <w:r>
+        <w:rPr>
+          <w:sz w:val="24"/>
+          <w:szCs w:val="24"/>
+          <w:lang w:val="en-US"/>
+        </w:rPr>
+        <w:t>This is called the context windo</w:t>
+      </w:r>
+      <w:r>
+        <w:rPr>
+          <w:sz w:val="24"/>
+          <w:szCs w:val="24"/>
+          <w:lang w:val="en-US"/>
+        </w:rPr>
+        <w:t>w.</w:t>
+      </w:r>
+    </w:p>
+    <w:p>
+      <w:pPr>
+        <w:pStyle w:val="ListParagraph"/>
+        <w:rPr>
+          <w:sz w:val="24"/>
+          <w:szCs w:val="24"/>
+          <w:lang w:val="en-US"/>
+        </w:rPr>
+      </w:pPr>
+    </w:p>
+    <w:p>
+      <w:pPr>
+        <w:pStyle w:val="ListParagraph"/>
+        <w:rPr>
+          <w:sz w:val="24"/>
+          <w:szCs w:val="24"/>
+          <w:lang w:val="en-US"/>
+        </w:rPr>
+      </w:pPr>
+      <w:r>
+        <w:rPr>
+          <w:sz w:val="24"/>
+          <w:szCs w:val="24"/>
+          <w:lang w:val="en-US"/>
+        </w:rPr>
+        <w:t>The context may include:</w:t>
+      </w:r>
+    </w:p>
+    <w:p>
+      <w:pPr>
+        <w:pStyle w:val="ListParagraph"/>
+        <w:numPr>
+          <w:ilvl w:val="0"/>
+          <w:numId w:val="2"/>
+        </w:numPr>
+        <w:rPr>
+          <w:sz w:val="24"/>
+          <w:szCs w:val="24"/>
+          <w:lang w:val="en-US"/>
+        </w:rPr>
+      </w:pPr>
+      <w:r>
+        <w:rPr>
+          <w:sz w:val="24"/>
+          <w:szCs w:val="24"/>
+          <w:lang w:val="en-US"/>
+        </w:rPr>
+        <w:t>System instructions</w:t>
+      </w:r>
+    </w:p>
+    <w:p>
+      <w:pPr>
+        <w:pStyle w:val="ListParagraph"/>
+        <w:numPr>
+          <w:ilvl w:val="0"/>
+          <w:numId w:val="2"/>
+        </w:numPr>
+        <w:rPr>
+          <w:sz w:val="24"/>
+          <w:szCs w:val="24"/>
+          <w:lang w:val="en-US"/>
+        </w:rPr>
+      </w:pPr>
+      <w:r>
+        <w:rPr>
+          <w:sz w:val="24"/>
+          <w:szCs w:val="24"/>
+          <w:lang w:val="en-US"/>
+        </w:rPr>
+        <w:t>Your current prompt</w:t>
+      </w:r>
+    </w:p>
+    <w:p>
+      <w:pPr>
+        <w:pStyle w:val="ListParagraph"/>
+        <w:numPr>
+          <w:ilvl w:val="0"/>
+          <w:numId w:val="2"/>
+        </w:numPr>
+        <w:rPr>
+          <w:sz w:val="24"/>
+          <w:szCs w:val="24"/>
+          <w:lang w:val="en-US"/>
+        </w:rPr>
+      </w:pPr>
+      <w:r>
+        <w:rPr>
+          <w:sz w:val="24"/>
+          <w:szCs w:val="24"/>
+          <w:lang w:val="en-US"/>
+        </w:rPr>
+        <w:t>Previous messages</w:t>
+      </w:r>
+    </w:p>
+    <w:p>
+      <w:pPr>
+        <w:pStyle w:val="ListParagraph"/>
+        <w:numPr>
+          <w:ilvl w:val="0"/>
+          <w:numId w:val="2"/>
+        </w:numPr>
+        <w:rPr>
+          <w:sz w:val="24"/>
+          <w:szCs w:val="24"/>
+          <w:lang w:val="en-US"/>
+        </w:rPr>
+      </w:pPr>
+      <w:r>
+        <w:rPr>
+          <w:sz w:val="24"/>
+          <w:szCs w:val="24"/>
+          <w:lang w:val="en-US"/>
+        </w:rPr>
+        <w:t>Uploaded document text</w:t>
+      </w:r>
+    </w:p>
+    <w:p>
+      <w:pPr>
+        <w:pStyle w:val="ListParagraph"/>
+        <w:numPr>
+          <w:ilvl w:val="0"/>
+          <w:numId w:val="2"/>
+        </w:numPr>
+        <w:rPr>
+          <w:sz w:val="24"/>
+          <w:szCs w:val="24"/>
+          <w:lang w:val="en-US"/>
+        </w:rPr>
+      </w:pPr>
+      <w:r>
+        <w:rPr>
+          <w:sz w:val="24"/>
+          <w:szCs w:val="24"/>
+          <w:lang w:val="en-US"/>
+        </w:rPr>
+        <w:t>Retrieved information</w:t>
+      </w:r>
+    </w:p>
+    <w:p>
+      <w:pPr>
+        <w:pStyle w:val="ListParagraph"/>
+        <w:numPr>
+          <w:ilvl w:val="0"/>
+          <w:numId w:val="2"/>
+        </w:numPr>
+        <w:rPr>
+          <w:sz w:val="24"/>
+          <w:szCs w:val="24"/>
+          <w:lang w:val="en-US"/>
+        </w:rPr>
+      </w:pPr>
+      <w:r>
+        <w:rPr>
+          <w:sz w:val="24"/>
+          <w:szCs w:val="24"/>
+          <w:lang w:val="en-US"/>
+        </w:rPr>
+        <w:t>Tool outputs</w:t>
+      </w:r>
+    </w:p>
+    <w:p>
+      <w:pPr>
+        <w:pStyle w:val="ListParagraph"/>
+        <w:numPr>
+          <w:ilvl w:val="0"/>
+          <w:numId w:val="2"/>
+        </w:numPr>
+        <w:rPr>
+          <w:sz w:val="24"/>
+          <w:szCs w:val="24"/>
+          <w:lang w:val="en-US"/>
+        </w:rPr>
+      </w:pPr>
+      <w:r>
+        <w:rPr>
+          <w:sz w:val="24"/>
+          <w:szCs w:val="24"/>
+          <w:lang w:val="en-US"/>
+        </w:rPr>
+        <w:t>The model’s generated response</w:t>
+      </w:r>
+    </w:p>
+    <w:p>
+      <w:pPr>
+        <w:ind w:left="720"/>
+        <w:rPr>
+          <w:sz w:val="24"/>
+          <w:szCs w:val="24"/>
+          <w:lang w:val="en-US"/>
+        </w:rPr>
+      </w:pPr>
+      <w:r>
+        <w:rPr>
+          <w:sz w:val="24"/>
+          <w:szCs w:val="24"/>
+          <w:lang w:val="en-US"/>
+        </w:rPr>
+        <w:t>All of these consume tokens.</w:t>
+      </w:r>
+    </w:p>
+    <w:p>
+      <w:pPr>
+        <w:rPr>
+          <w:sz w:val="24"/>
+          <w:szCs w:val="24"/>
+          <w:lang w:val="en-US"/>
+        </w:rPr>
+      </w:pPr>
+    </w:p>
+    <w:p>
+      <w:pPr>
+        <w:pStyle w:val="ListParagraph"/>
+        <w:numPr>
+          <w:ilvl w:val="0"/>
+          <w:numId w:val="1"/>
+        </w:numPr>
+        <w:rPr>
+          <w:sz w:val="24"/>
+          <w:szCs w:val="24"/>
+          <w:lang w:val="en-US"/>
+        </w:rPr>
+      </w:pPr>
+      <w:r>
+        <w:rPr>
+          <w:sz w:val="24"/>
+          <w:szCs w:val="24"/>
+          <w:lang w:val="en-US"/>
+        </w:rPr>
+        <w:t>Context window = Input (prompt) + Output (Generated response)</w:t>
+      </w:r>
+    </w:p>
+    <w:p>
+      <w:pPr>
+        <w:rPr>
+          <w:sz w:val="24"/>
+          <w:szCs w:val="24"/>
+          <w:lang w:val="en-US"/>
+        </w:rPr>
+      </w:pPr>
+    </w:p>
+    <w:p>
+      <w:pPr>
+        <w:pStyle w:val="ListParagraph"/>
+        <w:numPr>
+          <w:ilvl w:val="0"/>
+          <w:numId w:val="1"/>
+        </w:numPr>
+        <w:rPr>
+          <w:sz w:val="24"/>
+          <w:szCs w:val="24"/>
+          <w:lang w:val="en-US"/>
+        </w:rPr>
+      </w:pPr>
+      <w:r>
+        <w:rPr>
+          <w:sz w:val="24"/>
+          <w:szCs w:val="24"/>
+          <w:lang w:val="en-US"/>
+        </w:rPr>
+        <w:t>Context window is shared between what you send and what the model generates.</w:t>
+      </w:r>
+    </w:p>
+    <w:p>
+      <w:pPr>
+        <w:pStyle w:val="ListParagraph"/>
+        <w:rPr>
+          <w:sz w:val="24"/>
+          <w:szCs w:val="24"/>
+          <w:lang w:val="en-US"/>
+        </w:rPr>
+      </w:pPr>
+    </w:p>
+    <w:p>
+      <w:pPr>
+        <w:rPr>
+          <w:sz w:val="24"/>
+          <w:szCs w:val="24"/>
+          <w:lang w:val="en-US"/>
+        </w:rPr>
+      </w:pPr>
+    </w:p>
+    <w:p>
+      <w:pPr>
+        <w:pStyle w:val="ListParagraph"/>
+        <w:numPr>
+          <w:ilvl w:val="0"/>
+          <w:numId w:val="1"/>
+        </w:numPr>
+        <w:rPr>
+          <w:sz w:val="24"/>
+          <w:szCs w:val="24"/>
+          <w:lang w:val="en-US"/>
+        </w:rPr>
+      </w:pPr>
+      <w:r>
+        <w:rPr>
+          <w:sz w:val="24"/>
+          <w:szCs w:val="24"/>
+          <w:lang w:val="en-US"/>
+        </w:rPr>
+        <w:t>What happens when context window fills?</w:t>
+      </w:r>
+    </w:p>
+    <w:p>
+      <w:pPr>
+        <w:pStyle w:val="ListParagraph"/>
+        <w:rPr>
+          <w:sz w:val="24"/>
+          <w:szCs w:val="24"/>
+          <w:lang w:val="en-US"/>
+        </w:rPr>
+      </w:pPr>
+      <w:r>
+        <w:rPr>
+          <w:sz w:val="24"/>
+          <w:szCs w:val="24"/>
+          <w:lang w:val="en-US"/>
+        </w:rPr>
+        <w:t>Different applications may handle this differently.</w:t>
+      </w:r>
+    </w:p>
+    <w:p>
+      <w:pPr>
+        <w:pStyle w:val="ListParagraph"/>
+        <w:rPr>
+          <w:sz w:val="24"/>
+          <w:szCs w:val="24"/>
+          <w:lang w:val="en-US"/>
+        </w:rPr>
+      </w:pPr>
+      <w:r>
+        <w:rPr>
+          <w:sz w:val="24"/>
+          <w:szCs w:val="24"/>
+          <w:lang w:val="en-US"/>
+        </w:rPr>
+        <w:t>Possible strategies include:</w:t>
+      </w:r>
+    </w:p>
+    <w:p>
+      <w:pPr>
+        <w:pStyle w:val="ListParagraph"/>
+        <w:numPr>
+          <w:ilvl w:val="0"/>
+          <w:numId w:val="2"/>
+        </w:numPr>
+        <w:rPr>
+          <w:sz w:val="24"/>
+          <w:szCs w:val="24"/>
+          <w:lang w:val="en-US"/>
+        </w:rPr>
+      </w:pPr>
+      <w:r>
+        <w:rPr>
+          <w:sz w:val="24"/>
+          <w:szCs w:val="24"/>
+          <w:lang w:val="en-US"/>
+        </w:rPr>
+        <w:t>Rejecting the request</w:t>
+      </w:r>
+    </w:p>
+    <w:p>
+      <w:pPr>
+        <w:pStyle w:val="ListParagraph"/>
+        <w:numPr>
+          <w:ilvl w:val="0"/>
+          <w:numId w:val="2"/>
+        </w:numPr>
+        <w:rPr>
+          <w:sz w:val="24"/>
+          <w:szCs w:val="24"/>
+          <w:lang w:val="en-US"/>
+        </w:rPr>
+      </w:pPr>
+      <w:r>
+        <w:rPr>
+          <w:sz w:val="24"/>
+          <w:szCs w:val="24"/>
+          <w:lang w:val="en-US"/>
+        </w:rPr>
+        <w:t>Truncating some input</w:t>
+      </w:r>
+    </w:p>
+    <w:p>
+      <w:pPr>
+        <w:pStyle w:val="ListParagraph"/>
+        <w:numPr>
+          <w:ilvl w:val="0"/>
+          <w:numId w:val="2"/>
+        </w:numPr>
+        <w:rPr>
+          <w:sz w:val="24"/>
+          <w:szCs w:val="24"/>
+          <w:lang w:val="en-US"/>
+        </w:rPr>
+      </w:pPr>
+      <w:r>
+        <w:rPr>
+          <w:sz w:val="24"/>
+          <w:szCs w:val="24"/>
+          <w:lang w:val="en-US"/>
+        </w:rPr>
+        <w:t>Removing older conversation turns</w:t>
+      </w:r>
+    </w:p>
+    <w:p>
+      <w:pPr>
+        <w:pStyle w:val="ListParagraph"/>
+        <w:numPr>
+          <w:ilvl w:val="0"/>
+          <w:numId w:val="2"/>
+        </w:numPr>
+        <w:rPr>
+          <w:sz w:val="24"/>
+          <w:szCs w:val="24"/>
+          <w:lang w:val="en-US"/>
+        </w:rPr>
+      </w:pPr>
+      <w:r>
+        <w:rPr>
+          <w:sz w:val="24"/>
+          <w:szCs w:val="24"/>
+          <w:lang w:val="en-US"/>
+        </w:rPr>
+        <w:t>Summarizing previous messages</w:t>
+      </w:r>
+    </w:p>
+    <w:p>
+      <w:pPr>
+        <w:pStyle w:val="ListParagraph"/>
+        <w:numPr>
+          <w:ilvl w:val="0"/>
+          <w:numId w:val="2"/>
+        </w:numPr>
+        <w:rPr>
+          <w:sz w:val="24"/>
+          <w:szCs w:val="24"/>
+          <w:lang w:val="en-US"/>
+        </w:rPr>
+      </w:pPr>
+      <w:r>
+        <w:rPr>
+          <w:sz w:val="24"/>
+          <w:szCs w:val="24"/>
+          <w:lang w:val="en-US"/>
+        </w:rPr>
+        <w:t>Retrieving only relevant sections</w:t>
+      </w:r>
+    </w:p>
+    <w:p>
+      <w:pPr>
+        <w:pStyle w:val="ListParagraph"/>
+        <w:numPr>
+          <w:ilvl w:val="0"/>
+          <w:numId w:val="2"/>
+        </w:numPr>
+        <w:rPr>
+          <w:sz w:val="24"/>
+          <w:szCs w:val="24"/>
+          <w:lang w:val="en-US"/>
+        </w:rPr>
+      </w:pPr>
+      <w:r>
+        <w:rPr>
+          <w:sz w:val="24"/>
+          <w:szCs w:val="24"/>
+          <w:lang w:val="en-US"/>
+        </w:rPr>
+        <w:t>Asking the user to shorten the input</w:t>
+      </w:r>
+    </w:p>
+    <w:p>
+      <w:pPr>
+        <w:pStyle w:val="ListParagraph"/>
+        <w:numPr>
+          <w:ilvl w:val="0"/>
+          <w:numId w:val="2"/>
+        </w:numPr>
+        <w:rPr>
+          <w:sz w:val="24"/>
+          <w:szCs w:val="24"/>
+          <w:lang w:val="en-US"/>
+        </w:rPr>
+      </w:pPr>
+      <w:r>
+        <w:rPr>
+          <w:sz w:val="24"/>
+          <w:szCs w:val="24"/>
+          <w:lang w:val="en-US"/>
+        </w:rPr>
+        <w:t>Splitting the work into multiple requests</w:t>
+      </w:r>
+    </w:p>
+    <w:p>
+      <w:pPr>
+        <w:rPr>
+          <w:sz w:val="24"/>
+          <w:szCs w:val="24"/>
+          <w:lang w:val="en-US"/>
+        </w:rPr>
+      </w:pPr>
+    </w:p>
+    <w:p>
+      <w:pPr>
+        <w:pStyle w:val="ListParagraph"/>
+        <w:numPr>
+          <w:ilvl w:val="0"/>
+          <w:numId w:val="1"/>
+        </w:numPr>
+        <w:rPr>
+          <w:sz w:val="24"/>
+          <w:szCs w:val="24"/>
+          <w:lang w:val="en-US"/>
+        </w:rPr>
+      </w:pPr>
+      <w:r>
+        <w:rPr>
+          <w:sz w:val="24"/>
+          <w:szCs w:val="24"/>
+          <w:lang w:val="en-US"/>
+        </w:rPr>
+        <w:t>Do not assume that an AI product permanently remembers every message simply because it appears in the chat interface.</w:t>
+      </w:r>
+    </w:p>
+    <w:p>
+      <w:pPr>
+        <w:pStyle w:val="ListParagraph"/>
+        <w:rPr>
+          <w:sz w:val="24"/>
+          <w:szCs w:val="24"/>
+          <w:lang w:val="en-US"/>
+        </w:rPr>
+      </w:pPr>
+    </w:p>
+    <w:p>
+      <w:pPr>
+        <w:pStyle w:val="ListParagraph"/>
+        <w:rPr>
+          <w:sz w:val="24"/>
+          <w:szCs w:val="24"/>
+          <w:lang w:val="en-US"/>
+        </w:rPr>
+      </w:pPr>
+      <w:r>
+        <w:rPr>
+          <w:sz w:val="24"/>
+          <w:szCs w:val="24"/>
+          <w:lang w:val="en-US"/>
+        </w:rPr>
+        <w:t>The visible conversation and the exact text currently included in the model’s context are not always identical.</w:t>
+      </w:r>
+    </w:p>
+    <w:p>
+      <w:pPr>
+        <w:pStyle w:val="ListParagraph"/>
+        <w:rPr>
+          <w:sz w:val="24"/>
+          <w:szCs w:val="24"/>
+          <w:lang w:val="en-US"/>
+        </w:rPr>
+      </w:pPr>
+    </w:p>
+    <w:p>
+      <w:pPr>
+        <w:pStyle w:val="ListParagraph"/>
+        <w:rPr>
+          <w:sz w:val="24"/>
+          <w:szCs w:val="24"/>
+          <w:lang w:val="en-US"/>
+        </w:rPr>
+      </w:pPr>
+      <w:r>
+        <w:rPr>
+          <w:sz w:val="24"/>
+          <w:szCs w:val="24"/>
+          <w:lang w:val="en-US"/>
+        </w:rPr>
+        <w:t>Every model has a “Maximum Content Length”</w:t>
+      </w:r>
+      <w:r>
+        <w:rPr>
+          <w:sz w:val="24"/>
+          <w:szCs w:val="24"/>
+          <w:lang w:val="en-US"/>
+        </w:rPr>
+        <w:t>.</w:t>
+      </w:r>
+    </w:p>
+    <w:p>
+      <w:pPr>
+        <w:rPr>
+          <w:sz w:val="24"/>
+          <w:szCs w:val="24"/>
+          <w:lang w:val="en-US"/>
+        </w:rPr>
+      </w:pPr>
+    </w:p>
+    <w:p>
+      <w:pPr>
+        <w:pStyle w:val="ListParagraph"/>
+        <w:numPr>
+          <w:ilvl w:val="0"/>
+          <w:numId w:val="1"/>
+        </w:numPr>
+        <w:rPr>
+          <w:sz w:val="24"/>
+          <w:szCs w:val="24"/>
+          <w:lang w:val="en-US"/>
+        </w:rPr>
+      </w:pPr>
+      <w:r>
+        <w:rPr>
+          <w:sz w:val="24"/>
+          <w:szCs w:val="24"/>
+          <w:lang w:val="en-US"/>
+        </w:rPr>
+        <w:t>Long prompt != Better results</w:t>
+      </w:r>
+    </w:p>
+    <w:p>
+      <w:pPr>
+        <w:pStyle w:val="ListParagraph"/>
+        <w:rPr>
+          <w:sz w:val="24"/>
+          <w:szCs w:val="24"/>
+          <w:lang w:val="en-US"/>
+        </w:rPr>
+      </w:pPr>
+    </w:p>
+    <w:p>
+      <w:pPr>
+        <w:pStyle w:val="ListParagraph"/>
+        <w:rPr>
+          <w:sz w:val="24"/>
+          <w:szCs w:val="24"/>
+          <w:lang w:val="en-US"/>
+        </w:rPr>
+      </w:pPr>
+      <w:r>
+        <w:rPr>
+          <w:sz w:val="24"/>
+          <w:szCs w:val="24"/>
+          <w:lang w:val="en-US"/>
+        </w:rPr>
+        <w:t>“Explain closures in JS.” This has the same significance as that of a long sentence like “I want you to provide an explanation on the concept of closures in the JS programming language.</w:t>
+      </w:r>
+      <w:r>
+        <w:rPr>
+          <w:sz w:val="24"/>
+          <w:szCs w:val="24"/>
+          <w:lang w:val="en-US"/>
+        </w:rPr>
+        <w:t xml:space="preserve"> Please ensure that your explanation is understandable and not too complicated.”</w:t>
+      </w:r>
+    </w:p>
+    <w:p>
+      <w:pPr>
+        <w:pStyle w:val="ListParagraph"/>
+        <w:rPr>
+          <w:sz w:val="24"/>
+          <w:szCs w:val="24"/>
+          <w:lang w:val="en-US"/>
+        </w:rPr>
+      </w:pPr>
+    </w:p>
+    <w:p>
+      <w:pPr>
+        <w:pStyle w:val="ListParagraph"/>
+        <w:rPr>
+          <w:sz w:val="24"/>
+          <w:szCs w:val="24"/>
+          <w:lang w:val="en-US"/>
+        </w:rPr>
+      </w:pPr>
+      <w:r>
+        <w:rPr>
+          <w:sz w:val="24"/>
+          <w:szCs w:val="24"/>
+          <w:lang w:val="en-US"/>
+        </w:rPr>
+        <w:t>The above two are the same prompts but the 2</w:t>
+      </w:r>
+      <w:r>
+        <w:rPr>
+          <w:sz w:val="24"/>
+          <w:szCs w:val="24"/>
+          <w:vertAlign w:val="superscript"/>
+          <w:lang w:val="en-US"/>
+        </w:rPr>
+        <w:t>nd</w:t>
+      </w:r>
+      <w:r>
+        <w:rPr>
+          <w:sz w:val="24"/>
+          <w:szCs w:val="24"/>
+          <w:lang w:val="en-US"/>
+        </w:rPr>
+        <w:t xml:space="preserve"> one uses more tokens.</w:t>
+      </w:r>
+      <w:r>
+        <w:rPr>
+          <w:sz w:val="24"/>
+          <w:szCs w:val="24"/>
+          <w:lang w:val="en-US"/>
+        </w:rPr>
+        <w:t xml:space="preserve"> Overly complicating prompts may not be useful. Use relevant terms to describe the prompt and that’s it.</w:t>
+      </w:r>
+      <w:r>
+        <w:rPr>
+          <w:sz w:val="24"/>
+          <w:szCs w:val="24"/>
+          <w:lang w:val="en-US"/>
+        </w:rPr>
+        <w:t xml:space="preserve"> </w:t>
+      </w:r>
+    </w:p>
+    <w:p>
+      <w:pPr>
+        <w:pStyle w:val="ListParagraph"/>
+        <w:rPr>
+          <w:sz w:val="24"/>
+          <w:szCs w:val="24"/>
+          <w:lang w:val="en-US"/>
+        </w:rPr>
+      </w:pPr>
+    </w:p>
+    <w:p>
+      <w:pPr>
+        <w:pStyle w:val="ListParagraph"/>
+        <w:rPr>
+          <w:sz w:val="24"/>
+          <w:szCs w:val="24"/>
+          <w:lang w:val="en-US"/>
+        </w:rPr>
+      </w:pPr>
+      <w:r>
+        <w:rPr>
+          <w:sz w:val="24"/>
+          <w:szCs w:val="24"/>
+          <w:lang w:val="en-US"/>
+        </w:rPr>
+        <w:t>Tokens directly affect API cost.</w:t>
+      </w:r>
+    </w:p>
+    <w:p>
+      <w:pPr>
+        <w:rPr>
+          <w:sz w:val="24"/>
+          <w:szCs w:val="24"/>
+          <w:lang w:val="en-US"/>
+        </w:rPr>
+      </w:pPr>
+    </w:p>
+    <w:p>
+      <w:pPr>
+        <w:pStyle w:val="ListParagraph"/>
+        <w:numPr>
+          <w:ilvl w:val="0"/>
+          <w:numId w:val="1"/>
+        </w:numPr>
+        <w:rPr>
+          <w:sz w:val="24"/>
+          <w:szCs w:val="24"/>
+          <w:lang w:val="en-US"/>
+        </w:rPr>
+      </w:pPr>
+      <w:r>
+        <w:rPr>
+          <w:sz w:val="24"/>
+          <w:szCs w:val="24"/>
+          <w:lang w:val="en-US"/>
+        </w:rPr>
+        <w:t>Misconceptions:</w:t>
+      </w:r>
+    </w:p>
+    <w:p>
+      <w:pPr>
+        <w:pStyle w:val="ListParagraph"/>
+        <w:numPr>
+          <w:ilvl w:val="0"/>
+          <w:numId w:val="2"/>
+        </w:numPr>
+        <w:rPr>
+          <w:sz w:val="24"/>
+          <w:szCs w:val="24"/>
+          <w:lang w:val="en-US"/>
+        </w:rPr>
+      </w:pPr>
+      <w:r>
+        <w:rPr>
+          <w:sz w:val="24"/>
+          <w:szCs w:val="24"/>
+          <w:lang w:val="en-US"/>
+        </w:rPr>
+        <w:t xml:space="preserve">1 token equals 1 word </w:t>
+      </w:r>
+      <w:r>
+        <w:rPr>
+          <w:sz w:val="24"/>
+          <w:szCs w:val="24"/>
+          <w:lang w:val="en-US"/>
+        </w:rPr>
+        <w:sym w:font="Wingdings" w:char="F0E0"/>
+      </w:r>
+      <w:r>
+        <w:rPr>
+          <w:sz w:val="24"/>
+          <w:szCs w:val="24"/>
+          <w:lang w:val="en-US"/>
+        </w:rPr>
+        <w:t xml:space="preserve"> false (subword tokenization)</w:t>
+      </w:r>
+    </w:p>
+    <w:p>
+      <w:pPr>
+        <w:pStyle w:val="ListParagraph"/>
+        <w:rPr>
+          <w:sz w:val="24"/>
+          <w:szCs w:val="24"/>
+          <w:lang w:val="en-US"/>
+        </w:rPr>
+      </w:pPr>
     </w:p>
     <w:sectPr>
       <w:pgSz w:w="11906" w:h="16838"/>
@@ -2105,7 +3142,6 @@
   <w:style w:type="character" w:default="1" w:styleId="DefaultParagraphFont">
     <w:name w:val="Default Paragraph Font"/>
     <w:uiPriority w:val="1"/>
-    <w:semiHidden/>
     <w:unhideWhenUsed/>
   </w:style>
   <w:style w:type="table" w:default="1" w:styleId="TableNormal">

--- a/AI/Episode_4/TheSecretLanguageOfLLMs.docx
+++ b/AI/Episode_4/TheSecretLanguageOfLLMs.docx
@@ -105,7 +105,25 @@
           <w:szCs w:val="24"/>
           <w:lang w:val="en-US"/>
         </w:rPr>
-        <w:t xml:space="preserve"> [       10      6    8    40      ] </w:t>
+        <w:t xml:space="preserve"> [       10      6    8    40    </w:t>
+      </w:r>
+      <w:proofErr w:type="gramStart"/>
+      <w:r>
+        <w:rPr>
+          <w:sz w:val="24"/>
+          <w:szCs w:val="24"/>
+          <w:lang w:val="en-US"/>
+        </w:rPr>
+        <w:t xml:space="preserve">  ]</w:t>
+      </w:r>
+      <w:proofErr w:type="gramEnd"/>
+      <w:r>
+        <w:rPr>
+          <w:sz w:val="24"/>
+          <w:szCs w:val="24"/>
+          <w:lang w:val="en-US"/>
+        </w:rPr>
+        <w:t xml:space="preserve"> </w:t>
       </w:r>
     </w:p>
     <w:p>
@@ -283,7 +301,25 @@
           <w:szCs w:val="24"/>
           <w:lang w:val="en-US"/>
         </w:rPr>
-        <w:t>At training and  inferencing, at both of these places, the tokenizers are used.</w:t>
+        <w:t xml:space="preserve">At training </w:t>
+      </w:r>
+      <w:proofErr w:type="gramStart"/>
+      <w:r>
+        <w:rPr>
+          <w:sz w:val="24"/>
+          <w:szCs w:val="24"/>
+          <w:lang w:val="en-US"/>
+        </w:rPr>
+        <w:t>and  inferencing</w:t>
+      </w:r>
+      <w:proofErr w:type="gramEnd"/>
+      <w:r>
+        <w:rPr>
+          <w:sz w:val="24"/>
+          <w:szCs w:val="24"/>
+          <w:lang w:val="en-US"/>
+        </w:rPr>
+        <w:t>, at both of these places, the tokenizers are used.</w:t>
       </w:r>
       <w:r>
         <w:rPr>
@@ -299,7 +335,59 @@
           <w:szCs w:val="24"/>
           <w:lang w:val="en-US"/>
         </w:rPr>
-        <w:t xml:space="preserve"> Do not mistake that 1 entire word is considered to be token. “amazing” maybe broken into “amaz” and “zing” tokens.</w:t>
+        <w:t xml:space="preserve"> Do not mistake that 1 entire word is considered to be</w:t>
+      </w:r>
+      <w:r>
+        <w:rPr>
+          <w:sz w:val="24"/>
+          <w:szCs w:val="24"/>
+          <w:lang w:val="en-US"/>
+        </w:rPr>
+        <w:t xml:space="preserve"> a single</w:t>
+      </w:r>
+      <w:r>
+        <w:rPr>
+          <w:sz w:val="24"/>
+          <w:szCs w:val="24"/>
+          <w:lang w:val="en-US"/>
+        </w:rPr>
+        <w:t xml:space="preserve"> token. “amazing” maybe broken into “</w:t>
+      </w:r>
+      <w:proofErr w:type="spellStart"/>
+      <w:r>
+        <w:rPr>
+          <w:sz w:val="24"/>
+          <w:szCs w:val="24"/>
+          <w:lang w:val="en-US"/>
+        </w:rPr>
+        <w:t>amaz</w:t>
+      </w:r>
+      <w:proofErr w:type="spellEnd"/>
+      <w:r>
+        <w:rPr>
+          <w:sz w:val="24"/>
+          <w:szCs w:val="24"/>
+          <w:lang w:val="en-US"/>
+        </w:rPr>
+        <w:t>” and “</w:t>
+      </w:r>
+      <w:proofErr w:type="spellStart"/>
+      <w:r>
+        <w:rPr>
+          <w:sz w:val="24"/>
+          <w:szCs w:val="24"/>
+          <w:lang w:val="en-US"/>
+        </w:rPr>
+        <w:t>ing</w:t>
+      </w:r>
+      <w:proofErr w:type="spellEnd"/>
+      <w:r>
+        <w:rPr>
+          <w:sz w:val="24"/>
+          <w:szCs w:val="24"/>
+          <w:lang w:val="en-US"/>
+        </w:rPr>
+        <w:t>” tokens.</w:t>
       </w:r>
     </w:p>
     <w:p>
@@ -330,7 +418,25 @@
           <w:szCs w:val="24"/>
           <w:lang w:val="en-US"/>
         </w:rPr>
-        <w:t>Why models use subword (substring) tokenization?</w:t>
+        <w:t xml:space="preserve">Why models use </w:t>
+      </w:r>
+      <w:proofErr w:type="spellStart"/>
+      <w:r>
+        <w:rPr>
+          <w:sz w:val="24"/>
+          <w:szCs w:val="24"/>
+          <w:lang w:val="en-US"/>
+        </w:rPr>
+        <w:t>subword</w:t>
+      </w:r>
+      <w:proofErr w:type="spellEnd"/>
+      <w:r>
+        <w:rPr>
+          <w:sz w:val="24"/>
+          <w:szCs w:val="24"/>
+          <w:lang w:val="en-US"/>
+        </w:rPr>
+        <w:t xml:space="preserve"> (substring) tokenization?</w:t>
       </w:r>
     </w:p>
     <w:p>
@@ -436,7 +542,25 @@
           <w:szCs w:val="24"/>
           <w:lang w:val="en-US"/>
         </w:rPr>
-        <w:t xml:space="preserve">“Untrustable” </w:t>
+        <w:t>“</w:t>
+      </w:r>
+      <w:proofErr w:type="spellStart"/>
+      <w:r>
+        <w:rPr>
+          <w:sz w:val="24"/>
+          <w:szCs w:val="24"/>
+          <w:lang w:val="en-US"/>
+        </w:rPr>
+        <w:t>Untrustable</w:t>
+      </w:r>
+      <w:proofErr w:type="spellEnd"/>
+      <w:r>
+        <w:rPr>
+          <w:sz w:val="24"/>
+          <w:szCs w:val="24"/>
+          <w:lang w:val="en-US"/>
+        </w:rPr>
+        <w:t xml:space="preserve">” </w:t>
       </w:r>
       <w:r>
         <w:rPr>
@@ -452,35 +576,69 @@
           <w:szCs w:val="24"/>
           <w:lang w:val="en-US"/>
         </w:rPr>
-        <w:t xml:space="preserve"> “un”, “trust”, ”able”</w:t>
-      </w:r>
-    </w:p>
-    <w:p>
-      <w:pPr>
-        <w:pStyle w:val="ListParagraph"/>
-        <w:rPr>
-          <w:sz w:val="24"/>
-          <w:szCs w:val="24"/>
-          <w:lang w:val="en-US"/>
-        </w:rPr>
-      </w:pPr>
-    </w:p>
-    <w:p>
-      <w:pPr>
-        <w:pStyle w:val="ListParagraph"/>
-        <w:rPr>
-          <w:sz w:val="24"/>
-          <w:szCs w:val="24"/>
-          <w:lang w:val="en-US"/>
-        </w:rPr>
-      </w:pPr>
-      <w:r>
-        <w:rPr>
-          <w:sz w:val="24"/>
-          <w:szCs w:val="24"/>
-          <w:lang w:val="en-US"/>
-        </w:rPr>
-        <w:t>The only thing to split these tokens into these formats are to reuse the tokens.</w:t>
+        <w:t xml:space="preserve"> “un”, “trust”</w:t>
+      </w:r>
+      <w:proofErr w:type="gramStart"/>
+      <w:r>
+        <w:rPr>
+          <w:sz w:val="24"/>
+          <w:szCs w:val="24"/>
+          <w:lang w:val="en-US"/>
+        </w:rPr>
+        <w:t>, ”able</w:t>
+      </w:r>
+      <w:proofErr w:type="gramEnd"/>
+      <w:r>
+        <w:rPr>
+          <w:sz w:val="24"/>
+          <w:szCs w:val="24"/>
+          <w:lang w:val="en-US"/>
+        </w:rPr>
+        <w:t>”</w:t>
+      </w:r>
+    </w:p>
+    <w:p>
+      <w:pPr>
+        <w:pStyle w:val="ListParagraph"/>
+        <w:rPr>
+          <w:sz w:val="24"/>
+          <w:szCs w:val="24"/>
+          <w:lang w:val="en-US"/>
+        </w:rPr>
+      </w:pPr>
+    </w:p>
+    <w:p>
+      <w:pPr>
+        <w:pStyle w:val="ListParagraph"/>
+        <w:rPr>
+          <w:sz w:val="24"/>
+          <w:szCs w:val="24"/>
+          <w:lang w:val="en-US"/>
+        </w:rPr>
+      </w:pPr>
+      <w:r>
+        <w:rPr>
+          <w:sz w:val="24"/>
+          <w:szCs w:val="24"/>
+          <w:lang w:val="en-US"/>
+        </w:rPr>
+        <w:t>The only thing to split these tokens into these formats are to reuse the tokens</w:t>
+      </w:r>
+      <w:r>
+        <w:rPr>
+          <w:sz w:val="24"/>
+          <w:szCs w:val="24"/>
+          <w:lang w:val="en-US"/>
+        </w:rPr>
+        <w:t xml:space="preserve"> maximum no. of times</w:t>
+      </w:r>
+      <w:r>
+        <w:rPr>
+          <w:sz w:val="24"/>
+          <w:szCs w:val="24"/>
+          <w:lang w:val="en-US"/>
+        </w:rPr>
+        <w:t>.</w:t>
       </w:r>
     </w:p>
     <w:p>
@@ -562,40 +720,51 @@
           <w:lang w:val="en-US"/>
         </w:rPr>
       </w:pPr>
-      <w:r>
-        <w:rPr>
-          <w:sz w:val="24"/>
-          <w:szCs w:val="24"/>
-          <w:lang w:val="en-US"/>
-        </w:rPr>
-        <w:t>Subword is a balance of both.</w:t>
-      </w:r>
-    </w:p>
-    <w:p>
-      <w:pPr>
-        <w:pStyle w:val="ListParagraph"/>
-        <w:rPr>
-          <w:sz w:val="24"/>
-          <w:szCs w:val="24"/>
-          <w:lang w:val="en-US"/>
-        </w:rPr>
-      </w:pPr>
-    </w:p>
-    <w:p>
-      <w:pPr>
-        <w:pStyle w:val="ListParagraph"/>
-        <w:rPr>
-          <w:sz w:val="24"/>
-          <w:szCs w:val="24"/>
-          <w:lang w:val="en-US"/>
-        </w:rPr>
-      </w:pPr>
-      <w:r>
-        <w:rPr>
-          <w:sz w:val="24"/>
-          <w:szCs w:val="24"/>
-          <w:lang w:val="en-US"/>
-        </w:rPr>
+      <w:proofErr w:type="spellStart"/>
+      <w:r>
+        <w:rPr>
+          <w:sz w:val="24"/>
+          <w:szCs w:val="24"/>
+          <w:lang w:val="en-US"/>
+        </w:rPr>
+        <w:t>Subword</w:t>
+      </w:r>
+      <w:proofErr w:type="spellEnd"/>
+      <w:r>
+        <w:rPr>
+          <w:sz w:val="24"/>
+          <w:szCs w:val="24"/>
+          <w:lang w:val="en-US"/>
+        </w:rPr>
+        <w:t xml:space="preserve"> is a balance of both.</w:t>
+      </w:r>
+    </w:p>
+    <w:p>
+      <w:pPr>
+        <w:pStyle w:val="ListParagraph"/>
+        <w:rPr>
+          <w:sz w:val="24"/>
+          <w:szCs w:val="24"/>
+          <w:lang w:val="en-US"/>
+        </w:rPr>
+      </w:pPr>
+    </w:p>
+    <w:p>
+      <w:pPr>
+        <w:pStyle w:val="ListParagraph"/>
+        <w:rPr>
+          <w:sz w:val="24"/>
+          <w:szCs w:val="24"/>
+          <w:lang w:val="en-US"/>
+        </w:rPr>
+      </w:pPr>
+      <w:r>
+        <w:rPr>
+          <w:sz w:val="24"/>
+          <w:szCs w:val="24"/>
+          <w:lang w:val="en-US"/>
+        </w:rPr>
+        <w:lastRenderedPageBreak/>
         <w:t>Character tokenization – If each letter of the word were to be treated as tokens, then a huge sentence conversion to tokens would require a massive array length.</w:t>
       </w:r>
       <w:r>
@@ -764,7 +933,25 @@
           <w:szCs w:val="24"/>
           <w:lang w:val="en-US"/>
         </w:rPr>
-        <w:t>Byte Pair Encoding (BPE) – BPE builds a vocabulary by repeatedly merging frequently occurring neighbouring pieces.</w:t>
+        <w:t xml:space="preserve">Byte Pair Encoding (BPE) – BPE builds a vocabulary by repeatedly merging frequently occurring </w:t>
+      </w:r>
+      <w:proofErr w:type="spellStart"/>
+      <w:r>
+        <w:rPr>
+          <w:sz w:val="24"/>
+          <w:szCs w:val="24"/>
+          <w:lang w:val="en-US"/>
+        </w:rPr>
+        <w:t>neighbouring</w:t>
+      </w:r>
+      <w:proofErr w:type="spellEnd"/>
+      <w:r>
+        <w:rPr>
+          <w:sz w:val="24"/>
+          <w:szCs w:val="24"/>
+          <w:lang w:val="en-US"/>
+        </w:rPr>
+        <w:t xml:space="preserve"> pieces.</w:t>
       </w:r>
     </w:p>
     <w:p>
@@ -795,7 +982,25 @@
           <w:szCs w:val="24"/>
           <w:lang w:val="en-US"/>
         </w:rPr>
-        <w:t>Modern tokenizers usually break unfamiliar text into reusable subword units rather than treating every complete word as unique.</w:t>
+        <w:t xml:space="preserve">Modern tokenizers usually break unfamiliar text into reusable </w:t>
+      </w:r>
+      <w:proofErr w:type="spellStart"/>
+      <w:r>
+        <w:rPr>
+          <w:sz w:val="24"/>
+          <w:szCs w:val="24"/>
+          <w:lang w:val="en-US"/>
+        </w:rPr>
+        <w:t>subword</w:t>
+      </w:r>
+      <w:proofErr w:type="spellEnd"/>
+      <w:r>
+        <w:rPr>
+          <w:sz w:val="24"/>
+          <w:szCs w:val="24"/>
+          <w:lang w:val="en-US"/>
+        </w:rPr>
+        <w:t xml:space="preserve"> units rather than treating every complete word as unique.</w:t>
       </w:r>
       <w:r>
         <w:rPr>
@@ -878,8 +1083,36 @@
           <w:szCs w:val="24"/>
           <w:lang w:val="en-US"/>
         </w:rPr>
-        <w:t>Main AI seekh raha hoon</w:t>
-      </w:r>
+        <w:t xml:space="preserve">Main AI seekh </w:t>
+      </w:r>
+      <w:proofErr w:type="spellStart"/>
+      <w:r>
+        <w:rPr>
+          <w:sz w:val="24"/>
+          <w:szCs w:val="24"/>
+          <w:lang w:val="en-US"/>
+        </w:rPr>
+        <w:t>raha</w:t>
+      </w:r>
+      <w:proofErr w:type="spellEnd"/>
+      <w:r>
+        <w:rPr>
+          <w:sz w:val="24"/>
+          <w:szCs w:val="24"/>
+          <w:lang w:val="en-US"/>
+        </w:rPr>
+        <w:t xml:space="preserve"> </w:t>
+      </w:r>
+      <w:proofErr w:type="spellStart"/>
+      <w:r>
+        <w:rPr>
+          <w:sz w:val="24"/>
+          <w:szCs w:val="24"/>
+          <w:lang w:val="en-US"/>
+        </w:rPr>
+        <w:t>hoon</w:t>
+      </w:r>
+      <w:proofErr w:type="spellEnd"/>
     </w:p>
     <w:p>
       <w:pPr>
@@ -1127,24 +1360,684 @@
           <w:szCs w:val="24"/>
           <w:lang w:val="en-US"/>
         </w:rPr>
+        <w:t xml:space="preserve">When we give a prompt to the </w:t>
+      </w:r>
+      <w:r>
+        <w:rPr>
+          <w:sz w:val="24"/>
+          <w:szCs w:val="24"/>
+          <w:lang w:val="en-US"/>
+        </w:rPr>
+        <w:t>LLM</w:t>
+      </w:r>
+      <w:r>
+        <w:rPr>
+          <w:sz w:val="24"/>
+          <w:szCs w:val="24"/>
+          <w:lang w:val="en-US"/>
+        </w:rPr>
+        <w:t>, it not only passes the prompt as tokens, but also introduces some special tokens which include:</w:t>
+      </w:r>
+    </w:p>
+    <w:p>
+      <w:pPr>
+        <w:pStyle w:val="ListParagraph"/>
+        <w:numPr>
+          <w:ilvl w:val="0"/>
+          <w:numId w:val="2"/>
+        </w:numPr>
+        <w:rPr>
+          <w:sz w:val="24"/>
+          <w:szCs w:val="24"/>
+          <w:lang w:val="en-US"/>
+        </w:rPr>
+      </w:pPr>
+      <w:r>
+        <w:rPr>
+          <w:sz w:val="24"/>
+          <w:szCs w:val="24"/>
+          <w:lang w:val="en-US"/>
+        </w:rPr>
+        <w:t>System instructions</w:t>
+      </w:r>
+    </w:p>
+    <w:p>
+      <w:pPr>
+        <w:pStyle w:val="ListParagraph"/>
+        <w:numPr>
+          <w:ilvl w:val="0"/>
+          <w:numId w:val="2"/>
+        </w:numPr>
+        <w:rPr>
+          <w:sz w:val="24"/>
+          <w:szCs w:val="24"/>
+          <w:lang w:val="en-US"/>
+        </w:rPr>
+      </w:pPr>
+      <w:r>
+        <w:rPr>
+          <w:sz w:val="24"/>
+          <w:szCs w:val="24"/>
+          <w:lang w:val="en-US"/>
+        </w:rPr>
+        <w:t>Start of message</w:t>
+      </w:r>
+    </w:p>
+    <w:p>
+      <w:pPr>
+        <w:pStyle w:val="ListParagraph"/>
+        <w:numPr>
+          <w:ilvl w:val="0"/>
+          <w:numId w:val="2"/>
+        </w:numPr>
+        <w:rPr>
+          <w:sz w:val="24"/>
+          <w:szCs w:val="24"/>
+          <w:lang w:val="en-US"/>
+        </w:rPr>
+      </w:pPr>
+      <w:r>
+        <w:rPr>
+          <w:sz w:val="24"/>
+          <w:szCs w:val="24"/>
+          <w:lang w:val="en-US"/>
+        </w:rPr>
+        <w:t>End of message</w:t>
+      </w:r>
+    </w:p>
+    <w:p>
+      <w:pPr>
+        <w:pStyle w:val="ListParagraph"/>
+        <w:numPr>
+          <w:ilvl w:val="0"/>
+          <w:numId w:val="2"/>
+        </w:numPr>
+        <w:rPr>
+          <w:sz w:val="24"/>
+          <w:szCs w:val="24"/>
+          <w:lang w:val="en-US"/>
+        </w:rPr>
+      </w:pPr>
+      <w:r>
+        <w:rPr>
+          <w:sz w:val="24"/>
+          <w:szCs w:val="24"/>
+          <w:lang w:val="en-US"/>
+        </w:rPr>
+        <w:t>Tools output</w:t>
+      </w:r>
+    </w:p>
+    <w:p>
+      <w:pPr>
+        <w:pStyle w:val="ListParagraph"/>
+        <w:numPr>
+          <w:ilvl w:val="0"/>
+          <w:numId w:val="2"/>
+        </w:numPr>
+        <w:rPr>
+          <w:sz w:val="24"/>
+          <w:szCs w:val="24"/>
+          <w:lang w:val="en-US"/>
+        </w:rPr>
+      </w:pPr>
+      <w:r>
+        <w:rPr>
+          <w:sz w:val="24"/>
+          <w:szCs w:val="24"/>
+          <w:lang w:val="en-US"/>
+        </w:rPr>
+        <w:t>Last message</w:t>
+      </w:r>
+    </w:p>
+    <w:p>
+      <w:pPr>
+        <w:pStyle w:val="ListParagraph"/>
+        <w:numPr>
+          <w:ilvl w:val="0"/>
+          <w:numId w:val="2"/>
+        </w:numPr>
+        <w:rPr>
+          <w:sz w:val="24"/>
+          <w:szCs w:val="24"/>
+          <w:lang w:val="en-US"/>
+        </w:rPr>
+      </w:pPr>
+      <w:r>
+        <w:rPr>
+          <w:sz w:val="24"/>
+          <w:szCs w:val="24"/>
+          <w:lang w:val="en-US"/>
+        </w:rPr>
+        <w:t>Retrieve docs</w:t>
+      </w:r>
+    </w:p>
+    <w:p>
+      <w:pPr>
+        <w:rPr>
+          <w:sz w:val="24"/>
+          <w:szCs w:val="24"/>
+          <w:lang w:val="en-US"/>
+        </w:rPr>
+      </w:pPr>
+    </w:p>
+    <w:p>
+      <w:pPr>
+        <w:pStyle w:val="ListParagraph"/>
+        <w:numPr>
+          <w:ilvl w:val="0"/>
+          <w:numId w:val="1"/>
+        </w:numPr>
+        <w:rPr>
+          <w:sz w:val="24"/>
+          <w:szCs w:val="24"/>
+          <w:lang w:val="en-US"/>
+        </w:rPr>
+      </w:pPr>
+      <w:r>
+        <w:rPr>
+          <w:sz w:val="24"/>
+          <w:szCs w:val="24"/>
+          <w:lang w:val="en-US"/>
+        </w:rPr>
+        <w:t>Whenever we are starting a conversation with the LLM with lets’ say:</w:t>
+      </w:r>
+    </w:p>
+    <w:p>
+      <w:pPr>
+        <w:pStyle w:val="ListParagraph"/>
+        <w:rPr>
+          <w:sz w:val="24"/>
+          <w:szCs w:val="24"/>
+          <w:lang w:val="en-US"/>
+        </w:rPr>
+      </w:pPr>
+      <w:r>
+        <w:rPr>
+          <w:sz w:val="24"/>
+          <w:szCs w:val="24"/>
+          <w:lang w:val="en-US"/>
+        </w:rPr>
+        <w:t>Prompt 1 – Hello, I am in Kolkata</w:t>
+      </w:r>
+    </w:p>
+    <w:p>
+      <w:pPr>
+        <w:pStyle w:val="ListParagraph"/>
+        <w:rPr>
+          <w:sz w:val="24"/>
+          <w:szCs w:val="24"/>
+          <w:lang w:val="en-US"/>
+        </w:rPr>
+      </w:pPr>
+      <w:r>
+        <w:rPr>
+          <w:sz w:val="24"/>
+          <w:szCs w:val="24"/>
+          <w:lang w:val="en-US"/>
+        </w:rPr>
+        <w:t>Prompt 2 – What places can I visit here</w:t>
+      </w:r>
+    </w:p>
+    <w:p>
+      <w:pPr>
+        <w:pStyle w:val="ListParagraph"/>
+        <w:rPr>
+          <w:sz w:val="24"/>
+          <w:szCs w:val="24"/>
+          <w:lang w:val="en-US"/>
+        </w:rPr>
+      </w:pPr>
+    </w:p>
+    <w:p>
+      <w:pPr>
+        <w:pStyle w:val="ListParagraph"/>
+        <w:rPr>
+          <w:sz w:val="24"/>
+          <w:szCs w:val="24"/>
+          <w:lang w:val="en-US"/>
+        </w:rPr>
+      </w:pPr>
+      <w:r>
+        <w:rPr>
+          <w:sz w:val="24"/>
+          <w:szCs w:val="24"/>
+          <w:lang w:val="en-US"/>
+        </w:rPr>
+        <w:t>With the prompts the entire context is passed. Like for prompt 2, the entire context of prompt 1 is also passed, it could not judge whether I am talking about Kolkata or not.</w:t>
+      </w:r>
+    </w:p>
+    <w:p>
+      <w:pPr>
+        <w:rPr>
+          <w:sz w:val="24"/>
+          <w:szCs w:val="24"/>
+          <w:lang w:val="en-US"/>
+        </w:rPr>
+      </w:pPr>
+    </w:p>
+    <w:p>
+      <w:pPr>
+        <w:pStyle w:val="ListParagraph"/>
+        <w:numPr>
+          <w:ilvl w:val="0"/>
+          <w:numId w:val="1"/>
+        </w:numPr>
+        <w:rPr>
+          <w:sz w:val="24"/>
+          <w:szCs w:val="24"/>
+          <w:lang w:val="en-US"/>
+        </w:rPr>
+      </w:pPr>
+      <w:r>
+        <w:rPr>
+          <w:sz w:val="24"/>
+          <w:szCs w:val="24"/>
+          <w:lang w:val="en-US"/>
+        </w:rPr>
+        <w:t>A context window is the amount of tokenized information a model can process within a request or active generation context</w:t>
+      </w:r>
+      <w:r>
+        <w:rPr>
+          <w:sz w:val="24"/>
+          <w:szCs w:val="24"/>
+          <w:lang w:val="en-US"/>
+        </w:rPr>
+        <w:t>.</w:t>
+      </w:r>
+    </w:p>
+    <w:p>
+      <w:pPr>
+        <w:pStyle w:val="ListParagraph"/>
+        <w:rPr>
+          <w:sz w:val="24"/>
+          <w:szCs w:val="24"/>
+          <w:lang w:val="en-US"/>
+        </w:rPr>
+      </w:pPr>
+    </w:p>
+    <w:p>
+      <w:pPr>
+        <w:pStyle w:val="ListParagraph"/>
+        <w:rPr>
+          <w:sz w:val="24"/>
+          <w:szCs w:val="24"/>
+          <w:lang w:val="en-US"/>
+        </w:rPr>
+      </w:pPr>
+      <w:r>
+        <w:rPr>
+          <w:sz w:val="24"/>
+          <w:szCs w:val="24"/>
+          <w:lang w:val="en-US"/>
+        </w:rPr>
+        <w:t>A language model does not have unlimited working memory.</w:t>
+      </w:r>
+    </w:p>
+    <w:p>
+      <w:pPr>
+        <w:pStyle w:val="ListParagraph"/>
+        <w:rPr>
+          <w:sz w:val="24"/>
+          <w:szCs w:val="24"/>
+          <w:lang w:val="en-US"/>
+        </w:rPr>
+      </w:pPr>
+    </w:p>
+    <w:p>
+      <w:pPr>
+        <w:pStyle w:val="ListParagraph"/>
+        <w:rPr>
+          <w:sz w:val="24"/>
+          <w:szCs w:val="24"/>
+          <w:lang w:val="en-US"/>
+        </w:rPr>
+      </w:pPr>
+      <w:r>
+        <w:rPr>
+          <w:sz w:val="24"/>
+          <w:szCs w:val="24"/>
+          <w:lang w:val="en-US"/>
+        </w:rPr>
+        <w:t>Every model has a limit on how many tokens it can process at once.</w:t>
+      </w:r>
+      <w:r>
+        <w:rPr>
+          <w:sz w:val="24"/>
+          <w:szCs w:val="24"/>
+          <w:lang w:val="en-US"/>
+        </w:rPr>
+        <w:t xml:space="preserve"> </w:t>
+      </w:r>
+      <w:r>
+        <w:rPr>
+          <w:sz w:val="24"/>
+          <w:szCs w:val="24"/>
+          <w:lang w:val="en-US"/>
+        </w:rPr>
+        <w:t>This is called the context windo</w:t>
+      </w:r>
+      <w:r>
+        <w:rPr>
+          <w:sz w:val="24"/>
+          <w:szCs w:val="24"/>
+          <w:lang w:val="en-US"/>
+        </w:rPr>
+        <w:t>w.</w:t>
+      </w:r>
+    </w:p>
+    <w:p>
+      <w:pPr>
+        <w:pStyle w:val="ListParagraph"/>
+        <w:rPr>
+          <w:sz w:val="24"/>
+          <w:szCs w:val="24"/>
+          <w:lang w:val="en-US"/>
+        </w:rPr>
+      </w:pPr>
+    </w:p>
+    <w:p>
+      <w:pPr>
+        <w:pStyle w:val="ListParagraph"/>
+        <w:rPr>
+          <w:sz w:val="24"/>
+          <w:szCs w:val="24"/>
+          <w:lang w:val="en-US"/>
+        </w:rPr>
+      </w:pPr>
+      <w:r>
+        <w:rPr>
+          <w:sz w:val="24"/>
+          <w:szCs w:val="24"/>
+          <w:lang w:val="en-US"/>
+        </w:rPr>
+        <w:t>The context may include:</w:t>
+      </w:r>
+    </w:p>
+    <w:p>
+      <w:pPr>
+        <w:pStyle w:val="ListParagraph"/>
+        <w:numPr>
+          <w:ilvl w:val="0"/>
+          <w:numId w:val="2"/>
+        </w:numPr>
+        <w:rPr>
+          <w:sz w:val="24"/>
+          <w:szCs w:val="24"/>
+          <w:lang w:val="en-US"/>
+        </w:rPr>
+      </w:pPr>
+      <w:r>
+        <w:rPr>
+          <w:sz w:val="24"/>
+          <w:szCs w:val="24"/>
+          <w:lang w:val="en-US"/>
+        </w:rPr>
+        <w:t>System instructions</w:t>
+      </w:r>
+    </w:p>
+    <w:p>
+      <w:pPr>
+        <w:pStyle w:val="ListParagraph"/>
+        <w:numPr>
+          <w:ilvl w:val="0"/>
+          <w:numId w:val="2"/>
+        </w:numPr>
+        <w:rPr>
+          <w:sz w:val="24"/>
+          <w:szCs w:val="24"/>
+          <w:lang w:val="en-US"/>
+        </w:rPr>
+      </w:pPr>
+      <w:r>
+        <w:rPr>
+          <w:sz w:val="24"/>
+          <w:szCs w:val="24"/>
+          <w:lang w:val="en-US"/>
+        </w:rPr>
+        <w:t>Your current prompt</w:t>
+      </w:r>
+    </w:p>
+    <w:p>
+      <w:pPr>
+        <w:pStyle w:val="ListParagraph"/>
+        <w:numPr>
+          <w:ilvl w:val="0"/>
+          <w:numId w:val="2"/>
+        </w:numPr>
+        <w:rPr>
+          <w:sz w:val="24"/>
+          <w:szCs w:val="24"/>
+          <w:lang w:val="en-US"/>
+        </w:rPr>
+      </w:pPr>
+      <w:r>
+        <w:rPr>
+          <w:sz w:val="24"/>
+          <w:szCs w:val="24"/>
+          <w:lang w:val="en-US"/>
+        </w:rPr>
+        <w:t>Previous messages</w:t>
+      </w:r>
+    </w:p>
+    <w:p>
+      <w:pPr>
+        <w:pStyle w:val="ListParagraph"/>
+        <w:numPr>
+          <w:ilvl w:val="0"/>
+          <w:numId w:val="2"/>
+        </w:numPr>
+        <w:rPr>
+          <w:sz w:val="24"/>
+          <w:szCs w:val="24"/>
+          <w:lang w:val="en-US"/>
+        </w:rPr>
+      </w:pPr>
+      <w:r>
+        <w:rPr>
+          <w:sz w:val="24"/>
+          <w:szCs w:val="24"/>
+          <w:lang w:val="en-US"/>
+        </w:rPr>
+        <w:t>Uploaded document text</w:t>
+      </w:r>
+    </w:p>
+    <w:p>
+      <w:pPr>
+        <w:pStyle w:val="ListParagraph"/>
+        <w:numPr>
+          <w:ilvl w:val="0"/>
+          <w:numId w:val="2"/>
+        </w:numPr>
+        <w:rPr>
+          <w:sz w:val="24"/>
+          <w:szCs w:val="24"/>
+          <w:lang w:val="en-US"/>
+        </w:rPr>
+      </w:pPr>
+      <w:r>
+        <w:rPr>
+          <w:sz w:val="24"/>
+          <w:szCs w:val="24"/>
+          <w:lang w:val="en-US"/>
+        </w:rPr>
+        <w:t>Retrieved information</w:t>
+      </w:r>
+    </w:p>
+    <w:p>
+      <w:pPr>
+        <w:pStyle w:val="ListParagraph"/>
+        <w:numPr>
+          <w:ilvl w:val="0"/>
+          <w:numId w:val="2"/>
+        </w:numPr>
+        <w:rPr>
+          <w:sz w:val="24"/>
+          <w:szCs w:val="24"/>
+          <w:lang w:val="en-US"/>
+        </w:rPr>
+      </w:pPr>
+      <w:r>
+        <w:rPr>
+          <w:sz w:val="24"/>
+          <w:szCs w:val="24"/>
+          <w:lang w:val="en-US"/>
+        </w:rPr>
+        <w:t>Tool outputs</w:t>
+      </w:r>
+    </w:p>
+    <w:p>
+      <w:pPr>
+        <w:pStyle w:val="ListParagraph"/>
+        <w:numPr>
+          <w:ilvl w:val="0"/>
+          <w:numId w:val="2"/>
+        </w:numPr>
+        <w:rPr>
+          <w:sz w:val="24"/>
+          <w:szCs w:val="24"/>
+          <w:lang w:val="en-US"/>
+        </w:rPr>
+      </w:pPr>
+      <w:r>
+        <w:rPr>
+          <w:sz w:val="24"/>
+          <w:szCs w:val="24"/>
+          <w:lang w:val="en-US"/>
+        </w:rPr>
+        <w:t>The model’s generated response</w:t>
+      </w:r>
+    </w:p>
+    <w:p>
+      <w:pPr>
+        <w:ind w:left="720"/>
+        <w:rPr>
+          <w:sz w:val="24"/>
+          <w:szCs w:val="24"/>
+          <w:lang w:val="en-US"/>
+        </w:rPr>
+      </w:pPr>
+      <w:r>
+        <w:rPr>
+          <w:sz w:val="24"/>
+          <w:szCs w:val="24"/>
+          <w:lang w:val="en-US"/>
+        </w:rPr>
+        <w:t>All of these consume tokens.</w:t>
+      </w:r>
+    </w:p>
+    <w:p>
+      <w:pPr>
+        <w:rPr>
+          <w:sz w:val="24"/>
+          <w:szCs w:val="24"/>
+          <w:lang w:val="en-US"/>
+        </w:rPr>
+      </w:pPr>
+    </w:p>
+    <w:p>
+      <w:pPr>
+        <w:pStyle w:val="ListParagraph"/>
+        <w:numPr>
+          <w:ilvl w:val="0"/>
+          <w:numId w:val="1"/>
+        </w:numPr>
+        <w:rPr>
+          <w:sz w:val="24"/>
+          <w:szCs w:val="24"/>
+          <w:lang w:val="en-US"/>
+        </w:rPr>
+      </w:pPr>
+      <w:r>
+        <w:rPr>
+          <w:sz w:val="24"/>
+          <w:szCs w:val="24"/>
+          <w:lang w:val="en-US"/>
+        </w:rPr>
+        <w:t>Context window = Input (prompt) + Output (Generated response)</w:t>
+      </w:r>
+      <w:r>
+        <w:rPr>
+          <w:sz w:val="24"/>
+          <w:szCs w:val="24"/>
+          <w:lang w:val="en-US"/>
+        </w:rPr>
+        <w:t xml:space="preserve">. </w:t>
+      </w:r>
+      <w:r>
+        <w:rPr>
+          <w:sz w:val="24"/>
+          <w:szCs w:val="24"/>
+          <w:lang w:val="en-US"/>
+        </w:rPr>
+        <w:t>Context window is shared between what you send and what the model generates.</w:t>
+      </w:r>
+    </w:p>
+    <w:p>
+      <w:pPr>
+        <w:rPr>
+          <w:sz w:val="24"/>
+          <w:szCs w:val="24"/>
+          <w:lang w:val="en-US"/>
+        </w:rPr>
+      </w:pPr>
+    </w:p>
+    <w:p>
+      <w:pPr>
+        <w:pStyle w:val="ListParagraph"/>
+        <w:numPr>
+          <w:ilvl w:val="0"/>
+          <w:numId w:val="1"/>
+        </w:numPr>
+        <w:rPr>
+          <w:sz w:val="24"/>
+          <w:szCs w:val="24"/>
+          <w:lang w:val="en-US"/>
+        </w:rPr>
+      </w:pPr>
+      <w:r>
+        <w:rPr>
+          <w:sz w:val="24"/>
+          <w:szCs w:val="24"/>
+          <w:lang w:val="en-US"/>
+        </w:rPr>
         <w:lastRenderedPageBreak/>
-        <w:t xml:space="preserve">When we give a prompt to the </w:t>
-      </w:r>
-      <w:r>
-        <w:rPr>
-          <w:sz w:val="24"/>
-          <w:szCs w:val="24"/>
-          <w:lang w:val="en-US"/>
-        </w:rPr>
-        <w:t>LLM</w:t>
-      </w:r>
-      <w:r>
-        <w:rPr>
-          <w:sz w:val="24"/>
-          <w:szCs w:val="24"/>
-          <w:lang w:val="en-US"/>
-        </w:rPr>
-        <w:t>, it not only passes the prompt as tokens, but also introduces some special tokens which include:</w:t>
+        <w:t>What happens when context window fills?</w:t>
+      </w:r>
+    </w:p>
+    <w:p>
+      <w:pPr>
+        <w:pStyle w:val="ListParagraph"/>
+        <w:rPr>
+          <w:sz w:val="24"/>
+          <w:szCs w:val="24"/>
+          <w:lang w:val="en-US"/>
+        </w:rPr>
+      </w:pPr>
+      <w:r>
+        <w:rPr>
+          <w:sz w:val="24"/>
+          <w:szCs w:val="24"/>
+          <w:lang w:val="en-US"/>
+        </w:rPr>
+        <w:t>Different applications may handle this differently.</w:t>
+      </w:r>
+    </w:p>
+    <w:p>
+      <w:pPr>
+        <w:pStyle w:val="ListParagraph"/>
+        <w:rPr>
+          <w:sz w:val="24"/>
+          <w:szCs w:val="24"/>
+          <w:lang w:val="en-US"/>
+        </w:rPr>
+      </w:pPr>
+      <w:r>
+        <w:rPr>
+          <w:sz w:val="24"/>
+          <w:szCs w:val="24"/>
+          <w:lang w:val="en-US"/>
+        </w:rPr>
+        <w:t>Possible strategies include:</w:t>
       </w:r>
     </w:p>
     <w:p>
@@ -1166,7 +2059,7 @@
           <w:szCs w:val="24"/>
           <w:lang w:val="en-US"/>
         </w:rPr>
-        <w:t>System instructions</w:t>
+        <w:t>Rejecting the request</w:t>
       </w:r>
     </w:p>
     <w:p>
@@ -1188,7 +2081,7 @@
           <w:szCs w:val="24"/>
           <w:lang w:val="en-US"/>
         </w:rPr>
-        <w:t>Start of message</w:t>
+        <w:t>Truncating some input</w:t>
       </w:r>
     </w:p>
     <w:p>
@@ -1210,7 +2103,7 @@
           <w:szCs w:val="24"/>
           <w:lang w:val="en-US"/>
         </w:rPr>
-        <w:t>End of message</w:t>
+        <w:t>Removing older conversation turns</w:t>
       </w:r>
     </w:p>
     <w:p>
@@ -1232,7 +2125,7 @@
           <w:szCs w:val="24"/>
           <w:lang w:val="en-US"/>
         </w:rPr>
-        <w:t>Tools output</w:t>
+        <w:t>Summarizing previous messages</w:t>
       </w:r>
     </w:p>
     <w:p>
@@ -1254,7 +2147,7 @@
           <w:szCs w:val="24"/>
           <w:lang w:val="en-US"/>
         </w:rPr>
-        <w:t>Last message</w:t>
+        <w:t>Retrieving only relevant sections</w:t>
       </w:r>
     </w:p>
     <w:p>
@@ -1276,7 +2169,29 @@
           <w:szCs w:val="24"/>
           <w:lang w:val="en-US"/>
         </w:rPr>
-        <w:t>Retrieve docs</w:t>
+        <w:t>Asking the user to shorten the input</w:t>
+      </w:r>
+    </w:p>
+    <w:p>
+      <w:pPr>
+        <w:pStyle w:val="ListParagraph"/>
+        <w:numPr>
+          <w:ilvl w:val="0"/>
+          <w:numId w:val="2"/>
+        </w:numPr>
+        <w:rPr>
+          <w:sz w:val="24"/>
+          <w:szCs w:val="24"/>
+          <w:lang w:val="en-US"/>
+        </w:rPr>
+      </w:pPr>
+      <w:r>
+        <w:rPr>
+          <w:sz w:val="24"/>
+          <w:szCs w:val="24"/>
+          <w:lang w:val="en-US"/>
+        </w:rPr>
+        <w:t>Splitting the work into multiple requests</w:t>
       </w:r>
     </w:p>
     <w:p>
@@ -1307,71 +2222,71 @@
           <w:szCs w:val="24"/>
           <w:lang w:val="en-US"/>
         </w:rPr>
-        <w:t>Whenever we are starting a conversation with the LLM with lets’ say:</w:t>
-      </w:r>
-    </w:p>
-    <w:p>
-      <w:pPr>
-        <w:pStyle w:val="ListParagraph"/>
-        <w:rPr>
-          <w:sz w:val="24"/>
-          <w:szCs w:val="24"/>
-          <w:lang w:val="en-US"/>
-        </w:rPr>
-      </w:pPr>
-      <w:r>
-        <w:rPr>
-          <w:sz w:val="24"/>
-          <w:szCs w:val="24"/>
-          <w:lang w:val="en-US"/>
-        </w:rPr>
-        <w:t>Prompt 1 – Hello, I am in Kolkata</w:t>
-      </w:r>
-    </w:p>
-    <w:p>
-      <w:pPr>
-        <w:pStyle w:val="ListParagraph"/>
-        <w:rPr>
-          <w:sz w:val="24"/>
-          <w:szCs w:val="24"/>
-          <w:lang w:val="en-US"/>
-        </w:rPr>
-      </w:pPr>
-      <w:r>
-        <w:rPr>
-          <w:sz w:val="24"/>
-          <w:szCs w:val="24"/>
-          <w:lang w:val="en-US"/>
-        </w:rPr>
-        <w:t>Prompt 2 – What places can I visit here</w:t>
-      </w:r>
-    </w:p>
-    <w:p>
-      <w:pPr>
-        <w:pStyle w:val="ListParagraph"/>
-        <w:rPr>
-          <w:sz w:val="24"/>
-          <w:szCs w:val="24"/>
-          <w:lang w:val="en-US"/>
-        </w:rPr>
-      </w:pPr>
-    </w:p>
-    <w:p>
-      <w:pPr>
-        <w:pStyle w:val="ListParagraph"/>
-        <w:rPr>
-          <w:sz w:val="24"/>
-          <w:szCs w:val="24"/>
-          <w:lang w:val="en-US"/>
-        </w:rPr>
-      </w:pPr>
-      <w:r>
-        <w:rPr>
-          <w:sz w:val="24"/>
-          <w:szCs w:val="24"/>
-          <w:lang w:val="en-US"/>
-        </w:rPr>
-        <w:t>With the prompts the entire context is passed. Like for prompt 2, the entire context of prompt 1 is also passed, it could not judge whether I am talking about Kolkata or not.</w:t>
+        <w:t>Do not assume that an AI product permanently remembers every message simply because it appears in the chat interface.</w:t>
+      </w:r>
+    </w:p>
+    <w:p>
+      <w:pPr>
+        <w:pStyle w:val="ListParagraph"/>
+        <w:rPr>
+          <w:sz w:val="24"/>
+          <w:szCs w:val="24"/>
+          <w:lang w:val="en-US"/>
+        </w:rPr>
+      </w:pPr>
+    </w:p>
+    <w:p>
+      <w:pPr>
+        <w:pStyle w:val="ListParagraph"/>
+        <w:rPr>
+          <w:sz w:val="24"/>
+          <w:szCs w:val="24"/>
+          <w:lang w:val="en-US"/>
+        </w:rPr>
+      </w:pPr>
+      <w:r>
+        <w:rPr>
+          <w:sz w:val="24"/>
+          <w:szCs w:val="24"/>
+          <w:lang w:val="en-US"/>
+        </w:rPr>
+        <w:t>The visible conversation and the exact text currently included in the model’s context are not always identical.</w:t>
+      </w:r>
+    </w:p>
+    <w:p>
+      <w:pPr>
+        <w:pStyle w:val="ListParagraph"/>
+        <w:rPr>
+          <w:sz w:val="24"/>
+          <w:szCs w:val="24"/>
+          <w:lang w:val="en-US"/>
+        </w:rPr>
+      </w:pPr>
+    </w:p>
+    <w:p>
+      <w:pPr>
+        <w:pStyle w:val="ListParagraph"/>
+        <w:rPr>
+          <w:sz w:val="24"/>
+          <w:szCs w:val="24"/>
+          <w:lang w:val="en-US"/>
+        </w:rPr>
+      </w:pPr>
+      <w:r>
+        <w:rPr>
+          <w:sz w:val="24"/>
+          <w:szCs w:val="24"/>
+          <w:lang w:val="en-US"/>
+        </w:rPr>
+        <w:t>Every model has a “Maximum Content Length”</w:t>
+      </w:r>
+      <w:r>
+        <w:rPr>
+          <w:sz w:val="24"/>
+          <w:szCs w:val="24"/>
+          <w:lang w:val="en-US"/>
+        </w:rPr>
+        <w:t>.</w:t>
       </w:r>
     </w:p>
     <w:p>
@@ -1402,71 +2317,114 @@
           <w:szCs w:val="24"/>
           <w:lang w:val="en-US"/>
         </w:rPr>
-        <w:t>A context window is the amount of tokenized information a model can process within a request or active generation context</w:t>
-      </w:r>
-      <w:r>
-        <w:rPr>
-          <w:sz w:val="24"/>
-          <w:szCs w:val="24"/>
-          <w:lang w:val="en-US"/>
-        </w:rPr>
-        <w:t>.</w:t>
-      </w:r>
-    </w:p>
-    <w:p>
-      <w:pPr>
-        <w:pStyle w:val="ListParagraph"/>
-        <w:rPr>
-          <w:sz w:val="24"/>
-          <w:szCs w:val="24"/>
-          <w:lang w:val="en-US"/>
-        </w:rPr>
-      </w:pPr>
-    </w:p>
-    <w:p>
-      <w:pPr>
-        <w:pStyle w:val="ListParagraph"/>
-        <w:rPr>
-          <w:sz w:val="24"/>
-          <w:szCs w:val="24"/>
-          <w:lang w:val="en-US"/>
-        </w:rPr>
-      </w:pPr>
-      <w:r>
-        <w:rPr>
-          <w:sz w:val="24"/>
-          <w:szCs w:val="24"/>
-          <w:lang w:val="en-US"/>
-        </w:rPr>
-        <w:t>A language model does not have unlimited working memory.</w:t>
-      </w:r>
-    </w:p>
-    <w:p>
-      <w:pPr>
-        <w:pStyle w:val="ListParagraph"/>
-        <w:rPr>
-          <w:sz w:val="24"/>
-          <w:szCs w:val="24"/>
-          <w:lang w:val="en-US"/>
-        </w:rPr>
-      </w:pPr>
-    </w:p>
-    <w:p>
-      <w:pPr>
-        <w:pStyle w:val="ListParagraph"/>
-        <w:rPr>
-          <w:sz w:val="24"/>
-          <w:szCs w:val="24"/>
-          <w:lang w:val="en-US"/>
-        </w:rPr>
-      </w:pPr>
-      <w:r>
-        <w:rPr>
-          <w:sz w:val="24"/>
-          <w:szCs w:val="24"/>
-          <w:lang w:val="en-US"/>
-        </w:rPr>
-        <w:t>Every model has a limit on how many tokens it can process at once.</w:t>
+        <w:t xml:space="preserve">Long </w:t>
+      </w:r>
+      <w:proofErr w:type="gramStart"/>
+      <w:r>
+        <w:rPr>
+          <w:sz w:val="24"/>
+          <w:szCs w:val="24"/>
+          <w:lang w:val="en-US"/>
+        </w:rPr>
+        <w:t>prompt !</w:t>
+      </w:r>
+      <w:proofErr w:type="gramEnd"/>
+      <w:r>
+        <w:rPr>
+          <w:sz w:val="24"/>
+          <w:szCs w:val="24"/>
+          <w:lang w:val="en-US"/>
+        </w:rPr>
+        <w:t>= Better results</w:t>
+      </w:r>
+    </w:p>
+    <w:p>
+      <w:pPr>
+        <w:pStyle w:val="ListParagraph"/>
+        <w:rPr>
+          <w:sz w:val="24"/>
+          <w:szCs w:val="24"/>
+          <w:lang w:val="en-US"/>
+        </w:rPr>
+      </w:pPr>
+    </w:p>
+    <w:p>
+      <w:pPr>
+        <w:pStyle w:val="ListParagraph"/>
+        <w:rPr>
+          <w:sz w:val="24"/>
+          <w:szCs w:val="24"/>
+          <w:lang w:val="en-US"/>
+        </w:rPr>
+      </w:pPr>
+      <w:r>
+        <w:rPr>
+          <w:sz w:val="24"/>
+          <w:szCs w:val="24"/>
+          <w:lang w:val="en-US"/>
+        </w:rPr>
+        <w:t>“Explain closures in JS.” This has the same significance as that of a long sentence like “I want you to provide an explanation on the concept of closures in the JS programming language.</w:t>
+      </w:r>
+      <w:r>
+        <w:rPr>
+          <w:sz w:val="24"/>
+          <w:szCs w:val="24"/>
+          <w:lang w:val="en-US"/>
+        </w:rPr>
+        <w:t xml:space="preserve"> Please ensure that your explanation is understandable and not too complicated.”</w:t>
+      </w:r>
+    </w:p>
+    <w:p>
+      <w:pPr>
+        <w:pStyle w:val="ListParagraph"/>
+        <w:rPr>
+          <w:sz w:val="24"/>
+          <w:szCs w:val="24"/>
+          <w:lang w:val="en-US"/>
+        </w:rPr>
+      </w:pPr>
+    </w:p>
+    <w:p>
+      <w:pPr>
+        <w:pStyle w:val="ListParagraph"/>
+        <w:rPr>
+          <w:sz w:val="24"/>
+          <w:szCs w:val="24"/>
+          <w:lang w:val="en-US"/>
+        </w:rPr>
+      </w:pPr>
+      <w:r>
+        <w:rPr>
+          <w:sz w:val="24"/>
+          <w:szCs w:val="24"/>
+          <w:lang w:val="en-US"/>
+        </w:rPr>
+        <w:t>The above two are the same prompts but the 2</w:t>
+      </w:r>
+      <w:r>
+        <w:rPr>
+          <w:sz w:val="24"/>
+          <w:szCs w:val="24"/>
+          <w:vertAlign w:val="superscript"/>
+          <w:lang w:val="en-US"/>
+        </w:rPr>
+        <w:t>nd</w:t>
+      </w:r>
+      <w:r>
+        <w:rPr>
+          <w:sz w:val="24"/>
+          <w:szCs w:val="24"/>
+          <w:lang w:val="en-US"/>
+        </w:rPr>
+        <w:t xml:space="preserve"> one uses more tokens.</w:t>
+      </w:r>
+      <w:r>
+        <w:rPr>
+          <w:sz w:val="24"/>
+          <w:szCs w:val="24"/>
+          <w:lang w:val="en-US"/>
+        </w:rPr>
+        <w:t xml:space="preserve"> Overly complicating prompts may not be useful. Use relevant terms to describe the prompt and that’s it.</w:t>
       </w:r>
       <w:r>
         <w:rPr>
@@ -1476,49 +2434,64 @@
         </w:rPr>
         <w:t xml:space="preserve"> </w:t>
       </w:r>
-      <w:r>
-        <w:rPr>
-          <w:sz w:val="24"/>
-          <w:szCs w:val="24"/>
-          <w:lang w:val="en-US"/>
-        </w:rPr>
-        <w:t>This is called the context windo</w:t>
-      </w:r>
-      <w:r>
-        <w:rPr>
-          <w:sz w:val="24"/>
-          <w:szCs w:val="24"/>
-          <w:lang w:val="en-US"/>
-        </w:rPr>
-        <w:t>w.</w:t>
-      </w:r>
-    </w:p>
-    <w:p>
-      <w:pPr>
-        <w:pStyle w:val="ListParagraph"/>
-        <w:rPr>
-          <w:sz w:val="24"/>
-          <w:szCs w:val="24"/>
-          <w:lang w:val="en-US"/>
-        </w:rPr>
-      </w:pPr>
-    </w:p>
-    <w:p>
-      <w:pPr>
-        <w:pStyle w:val="ListParagraph"/>
-        <w:rPr>
-          <w:sz w:val="24"/>
-          <w:szCs w:val="24"/>
-          <w:lang w:val="en-US"/>
-        </w:rPr>
-      </w:pPr>
-      <w:r>
-        <w:rPr>
-          <w:sz w:val="24"/>
-          <w:szCs w:val="24"/>
-          <w:lang w:val="en-US"/>
-        </w:rPr>
-        <w:t>The context may include:</w:t>
+    </w:p>
+    <w:p>
+      <w:pPr>
+        <w:pStyle w:val="ListParagraph"/>
+        <w:rPr>
+          <w:sz w:val="24"/>
+          <w:szCs w:val="24"/>
+          <w:lang w:val="en-US"/>
+        </w:rPr>
+      </w:pPr>
+    </w:p>
+    <w:p>
+      <w:pPr>
+        <w:pStyle w:val="ListParagraph"/>
+        <w:rPr>
+          <w:sz w:val="24"/>
+          <w:szCs w:val="24"/>
+          <w:lang w:val="en-US"/>
+        </w:rPr>
+      </w:pPr>
+      <w:r>
+        <w:rPr>
+          <w:sz w:val="24"/>
+          <w:szCs w:val="24"/>
+          <w:lang w:val="en-US"/>
+        </w:rPr>
+        <w:t>Tokens directly affect API cost.</w:t>
+      </w:r>
+    </w:p>
+    <w:p>
+      <w:pPr>
+        <w:rPr>
+          <w:sz w:val="24"/>
+          <w:szCs w:val="24"/>
+          <w:lang w:val="en-US"/>
+        </w:rPr>
+      </w:pPr>
+    </w:p>
+    <w:p>
+      <w:pPr>
+        <w:pStyle w:val="ListParagraph"/>
+        <w:numPr>
+          <w:ilvl w:val="0"/>
+          <w:numId w:val="1"/>
+        </w:numPr>
+        <w:rPr>
+          <w:sz w:val="24"/>
+          <w:szCs w:val="24"/>
+          <w:lang w:val="en-US"/>
+        </w:rPr>
+      </w:pPr>
+      <w:r>
+        <w:rPr>
+          <w:sz w:val="24"/>
+          <w:szCs w:val="24"/>
+          <w:lang w:val="en-US"/>
+        </w:rPr>
+        <w:t>Misconceptions:</w:t>
       </w:r>
     </w:p>
     <w:p>
@@ -1540,7 +2513,41 @@
           <w:szCs w:val="24"/>
           <w:lang w:val="en-US"/>
         </w:rPr>
-        <w:t>System instructions</w:t>
+        <w:t xml:space="preserve">1 token equals 1 word </w:t>
+      </w:r>
+      <w:r>
+        <w:rPr>
+          <w:sz w:val="24"/>
+          <w:szCs w:val="24"/>
+          <w:lang w:val="en-US"/>
+        </w:rPr>
+        <w:sym w:font="Wingdings" w:char="F0E0"/>
+      </w:r>
+      <w:r>
+        <w:rPr>
+          <w:sz w:val="24"/>
+          <w:szCs w:val="24"/>
+          <w:lang w:val="en-US"/>
+        </w:rPr>
+        <w:t xml:space="preserve"> false (</w:t>
+      </w:r>
+      <w:proofErr w:type="spellStart"/>
+      <w:r>
+        <w:rPr>
+          <w:sz w:val="24"/>
+          <w:szCs w:val="24"/>
+          <w:lang w:val="en-US"/>
+        </w:rPr>
+        <w:t>subword</w:t>
+      </w:r>
+      <w:proofErr w:type="spellEnd"/>
+      <w:r>
+        <w:rPr>
+          <w:sz w:val="24"/>
+          <w:szCs w:val="24"/>
+          <w:lang w:val="en-US"/>
+        </w:rPr>
+        <w:t xml:space="preserve"> tokenization)</w:t>
       </w:r>
     </w:p>
     <w:p>
@@ -1562,7 +2569,23 @@
           <w:szCs w:val="24"/>
           <w:lang w:val="en-US"/>
         </w:rPr>
-        <w:t>Your current prompt</w:t>
+        <w:t xml:space="preserve">Every model uses the same tokenizer </w:t>
+      </w:r>
+      <w:r>
+        <w:rPr>
+          <w:sz w:val="24"/>
+          <w:szCs w:val="24"/>
+          <w:lang w:val="en-US"/>
+        </w:rPr>
+        <w:sym w:font="Wingdings" w:char="F0E0"/>
+      </w:r>
+      <w:r>
+        <w:rPr>
+          <w:sz w:val="24"/>
+          <w:szCs w:val="24"/>
+          <w:lang w:val="en-US"/>
+        </w:rPr>
+        <w:t xml:space="preserve"> false</w:t>
       </w:r>
     </w:p>
     <w:p>
@@ -1584,7 +2607,23 @@
           <w:szCs w:val="24"/>
           <w:lang w:val="en-US"/>
         </w:rPr>
-        <w:t>Previous messages</w:t>
+        <w:t xml:space="preserve">Token id represents meaning </w:t>
+      </w:r>
+      <w:r>
+        <w:rPr>
+          <w:sz w:val="24"/>
+          <w:szCs w:val="24"/>
+          <w:lang w:val="en-US"/>
+        </w:rPr>
+        <w:sym w:font="Wingdings" w:char="F0E0"/>
+      </w:r>
+      <w:r>
+        <w:rPr>
+          <w:sz w:val="24"/>
+          <w:szCs w:val="24"/>
+          <w:lang w:val="en-US"/>
+        </w:rPr>
+        <w:t xml:space="preserve"> false (it’s just a number)</w:t>
       </w:r>
     </w:p>
     <w:p>
@@ -1606,7 +2645,23 @@
           <w:szCs w:val="24"/>
           <w:lang w:val="en-US"/>
         </w:rPr>
-        <w:t>Uploaded document text</w:t>
+        <w:t xml:space="preserve">1 visible emoji equals 1 token </w:t>
+      </w:r>
+      <w:r>
+        <w:rPr>
+          <w:sz w:val="24"/>
+          <w:szCs w:val="24"/>
+          <w:lang w:val="en-US"/>
+        </w:rPr>
+        <w:sym w:font="Wingdings" w:char="F0E0"/>
+      </w:r>
+      <w:r>
+        <w:rPr>
+          <w:sz w:val="24"/>
+          <w:szCs w:val="24"/>
+          <w:lang w:val="en-US"/>
+        </w:rPr>
+        <w:t xml:space="preserve"> false</w:t>
       </w:r>
     </w:p>
     <w:p>
@@ -1628,7 +2683,23 @@
           <w:szCs w:val="24"/>
           <w:lang w:val="en-US"/>
         </w:rPr>
-        <w:t>Retrieved information</w:t>
+        <w:t xml:space="preserve">A larger vocabulary is always better </w:t>
+      </w:r>
+      <w:r>
+        <w:rPr>
+          <w:sz w:val="24"/>
+          <w:szCs w:val="24"/>
+          <w:lang w:val="en-US"/>
+        </w:rPr>
+        <w:sym w:font="Wingdings" w:char="F0E0"/>
+      </w:r>
+      <w:r>
+        <w:rPr>
+          <w:sz w:val="24"/>
+          <w:szCs w:val="24"/>
+          <w:lang w:val="en-US"/>
+        </w:rPr>
+        <w:t xml:space="preserve"> false</w:t>
       </w:r>
     </w:p>
     <w:p>
@@ -1650,7 +2721,23 @@
           <w:szCs w:val="24"/>
           <w:lang w:val="en-US"/>
         </w:rPr>
-        <w:t>Tool outputs</w:t>
+        <w:t xml:space="preserve">Larger context means perfect memory </w:t>
+      </w:r>
+      <w:r>
+        <w:rPr>
+          <w:sz w:val="24"/>
+          <w:szCs w:val="24"/>
+          <w:lang w:val="en-US"/>
+        </w:rPr>
+        <w:sym w:font="Wingdings" w:char="F0E0"/>
+      </w:r>
+      <w:r>
+        <w:rPr>
+          <w:sz w:val="24"/>
+          <w:szCs w:val="24"/>
+          <w:lang w:val="en-US"/>
+        </w:rPr>
+        <w:t xml:space="preserve"> false (it comes with limits)</w:t>
       </w:r>
     </w:p>
     <w:p>
@@ -1672,7 +2759,85 @@
           <w:szCs w:val="24"/>
           <w:lang w:val="en-US"/>
         </w:rPr>
-        <w:t>The model’s generated response</w:t>
+        <w:t xml:space="preserve">More tokens always produce a better response </w:t>
+      </w:r>
+      <w:r>
+        <w:rPr>
+          <w:sz w:val="24"/>
+          <w:szCs w:val="24"/>
+          <w:lang w:val="en-US"/>
+        </w:rPr>
+        <w:sym w:font="Wingdings" w:char="F0E0"/>
+      </w:r>
+      <w:r>
+        <w:rPr>
+          <w:sz w:val="24"/>
+          <w:szCs w:val="24"/>
+          <w:lang w:val="en-US"/>
+        </w:rPr>
+        <w:t>false</w:t>
+      </w:r>
+    </w:p>
+    <w:p>
+      <w:pPr>
+        <w:rPr>
+          <w:sz w:val="24"/>
+          <w:szCs w:val="24"/>
+          <w:lang w:val="en-US"/>
+        </w:rPr>
+      </w:pPr>
+    </w:p>
+    <w:p>
+      <w:pPr>
+        <w:pStyle w:val="ListParagraph"/>
+        <w:numPr>
+          <w:ilvl w:val="0"/>
+          <w:numId w:val="1"/>
+        </w:numPr>
+        <w:rPr>
+          <w:sz w:val="24"/>
+          <w:szCs w:val="24"/>
+          <w:lang w:val="en-US"/>
+        </w:rPr>
+      </w:pPr>
+      <w:r>
+        <w:rPr>
+          <w:sz w:val="24"/>
+          <w:szCs w:val="24"/>
+          <w:lang w:val="en-US"/>
+        </w:rPr>
+        <w:t>The secret language of LLMs is tokens.</w:t>
+      </w:r>
+    </w:p>
+    <w:p>
+      <w:pPr>
+        <w:rPr>
+          <w:sz w:val="24"/>
+          <w:szCs w:val="24"/>
+          <w:lang w:val="en-US"/>
+        </w:rPr>
+      </w:pPr>
+    </w:p>
+    <w:p>
+      <w:pPr>
+        <w:pStyle w:val="ListParagraph"/>
+        <w:numPr>
+          <w:ilvl w:val="0"/>
+          <w:numId w:val="1"/>
+        </w:numPr>
+        <w:rPr>
+          <w:sz w:val="24"/>
+          <w:szCs w:val="24"/>
+          <w:lang w:val="en-US"/>
+        </w:rPr>
+      </w:pPr>
+      <w:r>
+        <w:rPr>
+          <w:sz w:val="24"/>
+          <w:szCs w:val="24"/>
+          <w:lang w:val="en-US"/>
+        </w:rPr>
+        <w:t>How does an LLM understand that this is a dog and this is a cat, and how does it know that these are animals? How does a sequence of numbers make sense to LLMs?</w:t>
       </w:r>
     </w:p>
     <w:p>
@@ -1690,631 +2855,26 @@
           <w:szCs w:val="24"/>
           <w:lang w:val="en-US"/>
         </w:rPr>
-        <w:t>All of these consume tokens.</w:t>
-      </w:r>
-    </w:p>
-    <w:p>
-      <w:pPr>
-        <w:rPr>
-          <w:sz w:val="24"/>
-          <w:szCs w:val="24"/>
-          <w:lang w:val="en-US"/>
-        </w:rPr>
-      </w:pPr>
-    </w:p>
-    <w:p>
-      <w:pPr>
-        <w:pStyle w:val="ListParagraph"/>
-        <w:numPr>
-          <w:ilvl w:val="0"/>
-          <w:numId w:val="1"/>
-        </w:numPr>
-        <w:rPr>
-          <w:sz w:val="24"/>
-          <w:szCs w:val="24"/>
-          <w:lang w:val="en-US"/>
-        </w:rPr>
-      </w:pPr>
-      <w:r>
-        <w:rPr>
-          <w:sz w:val="24"/>
-          <w:szCs w:val="24"/>
-          <w:lang w:val="en-US"/>
-        </w:rPr>
-        <w:t>Context window = Input (prompt) + Output (Generated response)</w:t>
-      </w:r>
-    </w:p>
-    <w:p>
-      <w:pPr>
-        <w:rPr>
-          <w:sz w:val="24"/>
-          <w:szCs w:val="24"/>
-          <w:lang w:val="en-US"/>
-        </w:rPr>
-      </w:pPr>
-    </w:p>
-    <w:p>
-      <w:pPr>
-        <w:pStyle w:val="ListParagraph"/>
-        <w:numPr>
-          <w:ilvl w:val="0"/>
-          <w:numId w:val="1"/>
-        </w:numPr>
-        <w:rPr>
-          <w:sz w:val="24"/>
-          <w:szCs w:val="24"/>
-          <w:lang w:val="en-US"/>
-        </w:rPr>
-      </w:pPr>
-      <w:r>
-        <w:rPr>
-          <w:sz w:val="24"/>
-          <w:szCs w:val="24"/>
-          <w:lang w:val="en-US"/>
-        </w:rPr>
-        <w:t>Context window is shared between what you send and what the model generates.</w:t>
-      </w:r>
-    </w:p>
-    <w:p>
-      <w:pPr>
-        <w:pStyle w:val="ListParagraph"/>
-        <w:rPr>
-          <w:sz w:val="24"/>
-          <w:szCs w:val="24"/>
-          <w:lang w:val="en-US"/>
-        </w:rPr>
-      </w:pPr>
-    </w:p>
-    <w:p>
-      <w:pPr>
-        <w:rPr>
-          <w:sz w:val="24"/>
-          <w:szCs w:val="24"/>
-          <w:lang w:val="en-US"/>
-        </w:rPr>
-      </w:pPr>
-    </w:p>
-    <w:p>
-      <w:pPr>
-        <w:pStyle w:val="ListParagraph"/>
-        <w:numPr>
-          <w:ilvl w:val="0"/>
-          <w:numId w:val="1"/>
-        </w:numPr>
-        <w:rPr>
-          <w:sz w:val="24"/>
-          <w:szCs w:val="24"/>
-          <w:lang w:val="en-US"/>
-        </w:rPr>
-      </w:pPr>
-      <w:r>
-        <w:rPr>
-          <w:sz w:val="24"/>
-          <w:szCs w:val="24"/>
-          <w:lang w:val="en-US"/>
-        </w:rPr>
-        <w:t>What happens when context window fills?</w:t>
-      </w:r>
-    </w:p>
-    <w:p>
-      <w:pPr>
-        <w:pStyle w:val="ListParagraph"/>
-        <w:rPr>
-          <w:sz w:val="24"/>
-          <w:szCs w:val="24"/>
-          <w:lang w:val="en-US"/>
-        </w:rPr>
-      </w:pPr>
-      <w:r>
-        <w:rPr>
-          <w:sz w:val="24"/>
-          <w:szCs w:val="24"/>
-          <w:lang w:val="en-US"/>
-        </w:rPr>
-        <w:t>Different applications may handle this differently.</w:t>
-      </w:r>
-    </w:p>
-    <w:p>
-      <w:pPr>
-        <w:pStyle w:val="ListParagraph"/>
-        <w:rPr>
-          <w:sz w:val="24"/>
-          <w:szCs w:val="24"/>
-          <w:lang w:val="en-US"/>
-        </w:rPr>
-      </w:pPr>
-      <w:r>
-        <w:rPr>
-          <w:sz w:val="24"/>
-          <w:szCs w:val="24"/>
-          <w:lang w:val="en-US"/>
-        </w:rPr>
-        <w:t>Possible strategies include:</w:t>
-      </w:r>
-    </w:p>
-    <w:p>
-      <w:pPr>
-        <w:pStyle w:val="ListParagraph"/>
-        <w:numPr>
-          <w:ilvl w:val="0"/>
-          <w:numId w:val="2"/>
-        </w:numPr>
-        <w:rPr>
-          <w:sz w:val="24"/>
-          <w:szCs w:val="24"/>
-          <w:lang w:val="en-US"/>
-        </w:rPr>
-      </w:pPr>
-      <w:r>
-        <w:rPr>
-          <w:sz w:val="24"/>
-          <w:szCs w:val="24"/>
-          <w:lang w:val="en-US"/>
-        </w:rPr>
-        <w:t>Rejecting the request</w:t>
-      </w:r>
-    </w:p>
-    <w:p>
-      <w:pPr>
-        <w:pStyle w:val="ListParagraph"/>
-        <w:numPr>
-          <w:ilvl w:val="0"/>
-          <w:numId w:val="2"/>
-        </w:numPr>
-        <w:rPr>
-          <w:sz w:val="24"/>
-          <w:szCs w:val="24"/>
-          <w:lang w:val="en-US"/>
-        </w:rPr>
-      </w:pPr>
-      <w:r>
-        <w:rPr>
-          <w:sz w:val="24"/>
-          <w:szCs w:val="24"/>
-          <w:lang w:val="en-US"/>
-        </w:rPr>
-        <w:t>Truncating some input</w:t>
-      </w:r>
-    </w:p>
-    <w:p>
-      <w:pPr>
-        <w:pStyle w:val="ListParagraph"/>
-        <w:numPr>
-          <w:ilvl w:val="0"/>
-          <w:numId w:val="2"/>
-        </w:numPr>
-        <w:rPr>
-          <w:sz w:val="24"/>
-          <w:szCs w:val="24"/>
-          <w:lang w:val="en-US"/>
-        </w:rPr>
-      </w:pPr>
-      <w:r>
-        <w:rPr>
-          <w:sz w:val="24"/>
-          <w:szCs w:val="24"/>
-          <w:lang w:val="en-US"/>
-        </w:rPr>
-        <w:t>Removing older conversation turns</w:t>
-      </w:r>
-    </w:p>
-    <w:p>
-      <w:pPr>
-        <w:pStyle w:val="ListParagraph"/>
-        <w:numPr>
-          <w:ilvl w:val="0"/>
-          <w:numId w:val="2"/>
-        </w:numPr>
-        <w:rPr>
-          <w:sz w:val="24"/>
-          <w:szCs w:val="24"/>
-          <w:lang w:val="en-US"/>
-        </w:rPr>
-      </w:pPr>
-      <w:r>
-        <w:rPr>
-          <w:sz w:val="24"/>
-          <w:szCs w:val="24"/>
-          <w:lang w:val="en-US"/>
-        </w:rPr>
-        <w:t>Summarizing previous messages</w:t>
-      </w:r>
-    </w:p>
-    <w:p>
-      <w:pPr>
-        <w:pStyle w:val="ListParagraph"/>
-        <w:numPr>
-          <w:ilvl w:val="0"/>
-          <w:numId w:val="2"/>
-        </w:numPr>
-        <w:rPr>
-          <w:sz w:val="24"/>
-          <w:szCs w:val="24"/>
-          <w:lang w:val="en-US"/>
-        </w:rPr>
-      </w:pPr>
-      <w:r>
-        <w:rPr>
-          <w:sz w:val="24"/>
-          <w:szCs w:val="24"/>
-          <w:lang w:val="en-US"/>
-        </w:rPr>
-        <w:t>Retrieving only relevant sections</w:t>
-      </w:r>
-    </w:p>
-    <w:p>
-      <w:pPr>
-        <w:pStyle w:val="ListParagraph"/>
-        <w:numPr>
-          <w:ilvl w:val="0"/>
-          <w:numId w:val="2"/>
-        </w:numPr>
-        <w:rPr>
-          <w:sz w:val="24"/>
-          <w:szCs w:val="24"/>
-          <w:lang w:val="en-US"/>
-        </w:rPr>
-      </w:pPr>
-      <w:r>
-        <w:rPr>
-          <w:sz w:val="24"/>
-          <w:szCs w:val="24"/>
-          <w:lang w:val="en-US"/>
-        </w:rPr>
-        <w:t>Asking the user to shorten the input</w:t>
-      </w:r>
-    </w:p>
-    <w:p>
-      <w:pPr>
-        <w:pStyle w:val="ListParagraph"/>
-        <w:numPr>
-          <w:ilvl w:val="0"/>
-          <w:numId w:val="2"/>
-        </w:numPr>
-        <w:rPr>
-          <w:sz w:val="24"/>
-          <w:szCs w:val="24"/>
-          <w:lang w:val="en-US"/>
-        </w:rPr>
-      </w:pPr>
-      <w:r>
-        <w:rPr>
-          <w:sz w:val="24"/>
-          <w:szCs w:val="24"/>
-          <w:lang w:val="en-US"/>
-        </w:rPr>
-        <w:t>Splitting the work into multiple requests</w:t>
-      </w:r>
-    </w:p>
-    <w:p>
-      <w:pPr>
-        <w:rPr>
-          <w:sz w:val="24"/>
-          <w:szCs w:val="24"/>
-          <w:lang w:val="en-US"/>
-        </w:rPr>
-      </w:pPr>
-    </w:p>
-    <w:p>
-      <w:pPr>
-        <w:pStyle w:val="ListParagraph"/>
-        <w:numPr>
-          <w:ilvl w:val="0"/>
-          <w:numId w:val="1"/>
-        </w:numPr>
-        <w:rPr>
-          <w:sz w:val="24"/>
-          <w:szCs w:val="24"/>
-          <w:lang w:val="en-US"/>
-        </w:rPr>
-      </w:pPr>
-      <w:r>
-        <w:rPr>
-          <w:sz w:val="24"/>
-          <w:szCs w:val="24"/>
-          <w:lang w:val="en-US"/>
-        </w:rPr>
-        <w:t>Do not assume that an AI product permanently remembers every message simply because it appears in the chat interface.</w:t>
-      </w:r>
-    </w:p>
-    <w:p>
-      <w:pPr>
-        <w:pStyle w:val="ListParagraph"/>
-        <w:rPr>
-          <w:sz w:val="24"/>
-          <w:szCs w:val="24"/>
-          <w:lang w:val="en-US"/>
-        </w:rPr>
-      </w:pPr>
-    </w:p>
-    <w:p>
-      <w:pPr>
-        <w:pStyle w:val="ListParagraph"/>
-        <w:rPr>
-          <w:sz w:val="24"/>
-          <w:szCs w:val="24"/>
-          <w:lang w:val="en-US"/>
-        </w:rPr>
-      </w:pPr>
-      <w:r>
-        <w:rPr>
-          <w:sz w:val="24"/>
-          <w:szCs w:val="24"/>
-          <w:lang w:val="en-US"/>
-        </w:rPr>
-        <w:t>The visible conversation and the exact text currently included in the model’s context are not always identical.</w:t>
-      </w:r>
-    </w:p>
-    <w:p>
-      <w:pPr>
-        <w:pStyle w:val="ListParagraph"/>
-        <w:rPr>
-          <w:sz w:val="24"/>
-          <w:szCs w:val="24"/>
-          <w:lang w:val="en-US"/>
-        </w:rPr>
-      </w:pPr>
-    </w:p>
-    <w:p>
-      <w:pPr>
-        <w:pStyle w:val="ListParagraph"/>
-        <w:rPr>
-          <w:sz w:val="24"/>
-          <w:szCs w:val="24"/>
-          <w:lang w:val="en-US"/>
-        </w:rPr>
-      </w:pPr>
-      <w:r>
-        <w:rPr>
-          <w:sz w:val="24"/>
-          <w:szCs w:val="24"/>
-          <w:lang w:val="en-US"/>
-        </w:rPr>
-        <w:t>Every model has a “Maximum Content Length”</w:t>
-      </w:r>
-      <w:r>
-        <w:rPr>
-          <w:sz w:val="24"/>
-          <w:szCs w:val="24"/>
-          <w:lang w:val="en-US"/>
-        </w:rPr>
-        <w:t>.</w:t>
-      </w:r>
-    </w:p>
-    <w:p>
-      <w:pPr>
-        <w:rPr>
-          <w:sz w:val="24"/>
-          <w:szCs w:val="24"/>
-          <w:lang w:val="en-US"/>
-        </w:rPr>
-      </w:pPr>
-    </w:p>
-    <w:p>
-      <w:pPr>
-        <w:pStyle w:val="ListParagraph"/>
-        <w:numPr>
-          <w:ilvl w:val="0"/>
-          <w:numId w:val="1"/>
-        </w:numPr>
-        <w:rPr>
-          <w:sz w:val="24"/>
-          <w:szCs w:val="24"/>
-          <w:lang w:val="en-US"/>
-        </w:rPr>
-      </w:pPr>
-      <w:r>
-        <w:rPr>
-          <w:sz w:val="24"/>
-          <w:szCs w:val="24"/>
-          <w:lang w:val="en-US"/>
-        </w:rPr>
-        <w:t>Long prompt != Better results</w:t>
-      </w:r>
-    </w:p>
-    <w:p>
-      <w:pPr>
-        <w:pStyle w:val="ListParagraph"/>
-        <w:rPr>
-          <w:sz w:val="24"/>
-          <w:szCs w:val="24"/>
-          <w:lang w:val="en-US"/>
-        </w:rPr>
-      </w:pPr>
-    </w:p>
-    <w:p>
-      <w:pPr>
-        <w:pStyle w:val="ListParagraph"/>
-        <w:rPr>
-          <w:sz w:val="24"/>
-          <w:szCs w:val="24"/>
-          <w:lang w:val="en-US"/>
-        </w:rPr>
-      </w:pPr>
-      <w:r>
-        <w:rPr>
-          <w:sz w:val="24"/>
-          <w:szCs w:val="24"/>
-          <w:lang w:val="en-US"/>
-        </w:rPr>
-        <w:t>“Explain closures in JS.” This has the same significance as that of a long sentence like “I want you to provide an explanation on the concept of closures in the JS programming language.</w:t>
-      </w:r>
-      <w:r>
-        <w:rPr>
-          <w:sz w:val="24"/>
-          <w:szCs w:val="24"/>
-          <w:lang w:val="en-US"/>
-        </w:rPr>
-        <w:t xml:space="preserve"> Please ensure that your explanation is understandable and not too complicated.”</w:t>
-      </w:r>
-    </w:p>
-    <w:p>
-      <w:pPr>
-        <w:pStyle w:val="ListParagraph"/>
-        <w:rPr>
-          <w:sz w:val="24"/>
-          <w:szCs w:val="24"/>
-          <w:lang w:val="en-US"/>
-        </w:rPr>
-      </w:pPr>
-    </w:p>
-    <w:p>
-      <w:pPr>
-        <w:pStyle w:val="ListParagraph"/>
-        <w:rPr>
-          <w:sz w:val="24"/>
-          <w:szCs w:val="24"/>
-          <w:lang w:val="en-US"/>
-        </w:rPr>
-      </w:pPr>
-      <w:r>
-        <w:rPr>
-          <w:sz w:val="24"/>
-          <w:szCs w:val="24"/>
-          <w:lang w:val="en-US"/>
-        </w:rPr>
-        <w:t>The above two are the same prompts but the 2</w:t>
-      </w:r>
-      <w:r>
-        <w:rPr>
-          <w:sz w:val="24"/>
-          <w:szCs w:val="24"/>
-          <w:vertAlign w:val="superscript"/>
-          <w:lang w:val="en-US"/>
-        </w:rPr>
-        <w:t>nd</w:t>
-      </w:r>
-      <w:r>
-        <w:rPr>
-          <w:sz w:val="24"/>
-          <w:szCs w:val="24"/>
-          <w:lang w:val="en-US"/>
-        </w:rPr>
-        <w:t xml:space="preserve"> one uses more tokens.</w:t>
-      </w:r>
-      <w:r>
-        <w:rPr>
-          <w:sz w:val="24"/>
-          <w:szCs w:val="24"/>
-          <w:lang w:val="en-US"/>
-        </w:rPr>
-        <w:t xml:space="preserve"> Overly complicating prompts may not be useful. Use relevant terms to describe the prompt and that’s it.</w:t>
-      </w:r>
-      <w:r>
-        <w:rPr>
-          <w:sz w:val="24"/>
-          <w:szCs w:val="24"/>
-          <w:lang w:val="en-US"/>
-        </w:rPr>
-        <w:t xml:space="preserve"> </w:t>
-      </w:r>
-    </w:p>
-    <w:p>
-      <w:pPr>
-        <w:pStyle w:val="ListParagraph"/>
-        <w:rPr>
-          <w:sz w:val="24"/>
-          <w:szCs w:val="24"/>
-          <w:lang w:val="en-US"/>
-        </w:rPr>
-      </w:pPr>
-    </w:p>
-    <w:p>
-      <w:pPr>
-        <w:pStyle w:val="ListParagraph"/>
-        <w:rPr>
-          <w:sz w:val="24"/>
-          <w:szCs w:val="24"/>
-          <w:lang w:val="en-US"/>
-        </w:rPr>
-      </w:pPr>
-      <w:r>
-        <w:rPr>
-          <w:sz w:val="24"/>
-          <w:szCs w:val="24"/>
-          <w:lang w:val="en-US"/>
-        </w:rPr>
-        <w:t>Tokens directly affect API cost.</w:t>
-      </w:r>
-    </w:p>
-    <w:p>
-      <w:pPr>
-        <w:rPr>
-          <w:sz w:val="24"/>
-          <w:szCs w:val="24"/>
-          <w:lang w:val="en-US"/>
-        </w:rPr>
-      </w:pPr>
-    </w:p>
-    <w:p>
-      <w:pPr>
-        <w:pStyle w:val="ListParagraph"/>
-        <w:numPr>
-          <w:ilvl w:val="0"/>
-          <w:numId w:val="1"/>
-        </w:numPr>
-        <w:rPr>
-          <w:sz w:val="24"/>
-          <w:szCs w:val="24"/>
-          <w:lang w:val="en-US"/>
-        </w:rPr>
-      </w:pPr>
-      <w:r>
-        <w:rPr>
-          <w:sz w:val="24"/>
-          <w:szCs w:val="24"/>
-          <w:lang w:val="en-US"/>
-        </w:rPr>
-        <w:t>Misconceptions:</w:t>
-      </w:r>
-    </w:p>
-    <w:p>
-      <w:pPr>
-        <w:pStyle w:val="ListParagraph"/>
-        <w:numPr>
-          <w:ilvl w:val="0"/>
-          <w:numId w:val="2"/>
-        </w:numPr>
-        <w:rPr>
-          <w:sz w:val="24"/>
-          <w:szCs w:val="24"/>
-          <w:lang w:val="en-US"/>
-        </w:rPr>
-      </w:pPr>
-      <w:r>
-        <w:rPr>
-          <w:sz w:val="24"/>
-          <w:szCs w:val="24"/>
-          <w:lang w:val="en-US"/>
-        </w:rPr>
-        <w:t xml:space="preserve">1 token equals 1 word </w:t>
-      </w:r>
-      <w:r>
-        <w:rPr>
-          <w:sz w:val="24"/>
-          <w:szCs w:val="24"/>
-          <w:lang w:val="en-US"/>
-        </w:rPr>
-        <w:sym w:font="Wingdings" w:char="F0E0"/>
-      </w:r>
-      <w:r>
-        <w:rPr>
-          <w:sz w:val="24"/>
-          <w:szCs w:val="24"/>
-          <w:lang w:val="en-US"/>
-        </w:rPr>
-        <w:t xml:space="preserve"> false (subword tokenization)</w:t>
-      </w:r>
-    </w:p>
-    <w:p>
-      <w:pPr>
-        <w:pStyle w:val="ListParagraph"/>
-        <w:rPr>
-          <w:sz w:val="24"/>
-          <w:szCs w:val="24"/>
-          <w:lang w:val="en-US"/>
-        </w:rPr>
-      </w:pPr>
+        <w:t>It is due to embeddings.</w:t>
+      </w:r>
+    </w:p>
+    <w:p>
+      <w:pPr>
+        <w:ind w:left="720"/>
+        <w:rPr>
+          <w:sz w:val="24"/>
+          <w:szCs w:val="24"/>
+          <w:lang w:val="en-US"/>
+        </w:rPr>
+      </w:pPr>
+      <w:r>
+        <w:rPr>
+          <w:sz w:val="24"/>
+          <w:szCs w:val="24"/>
+          <w:lang w:val="en-US"/>
+        </w:rPr>
+        <w:t>Python, JS, Java – all are related to programming languages.</w:t>
+      </w:r>
     </w:p>
     <w:sectPr>
       <w:pgSz w:w="11906" w:h="16838"/>
@@ -3142,6 +3702,7 @@
   <w:style w:type="character" w:default="1" w:styleId="DefaultParagraphFont">
     <w:name w:val="Default Paragraph Font"/>
     <w:uiPriority w:val="1"/>
+    <w:semiHidden/>
     <w:unhideWhenUsed/>
   </w:style>
   <w:style w:type="table" w:default="1" w:styleId="TableNormal">
